--- a/cv_2025.docx
+++ b/cv_2025.docx
@@ -63,46 +63,56 @@
         </w:rPr>
         <w:t xml:space="preserve">Vila Romana, São Paulo – SP | 5511959473402 | </w:t>
       </w:r>
+      <w:r>
+        <w:fldChar w:fldCharType="begin"/>
+      </w:r>
+      <w:r>
+        <w:instrText>HYPERLINK "mailto:minoruyamanaka@icloud.com"</w:instrText>
+      </w:r>
+      <w:r>
+        <w:fldChar w:fldCharType="separate"/>
+      </w:r>
+      <w:r>
+        <w:rPr>
+          <w:rStyle w:val="Hyperlink"/>
+          <w:bCs/>
+          <w:sz w:val="20"/>
+          <w:szCs w:val="20"/>
+        </w:rPr>
+        <w:t>minoruyamanaka@icloud.com</w:t>
+      </w:r>
+      <w:r>
+        <w:fldChar w:fldCharType="end"/>
+      </w:r>
+    </w:p>
+    <w:p>
+      <w:pPr>
+        <w:jc w:val="center"/>
+        <w:rPr>
+          <w:bCs/>
+          <w:sz w:val="20"/>
+          <w:szCs w:val="20"/>
+        </w:rPr>
+      </w:pPr>
+      <w:r>
+        <w:rPr>
+          <w:bCs/>
+          <w:sz w:val="20"/>
+          <w:szCs w:val="20"/>
+        </w:rPr>
+        <w:t>Aceito proposta para trabalhar como CLT ou PJ – Presencial e Home Office</w:t>
+      </w:r>
+    </w:p>
+    <w:p>
+      <w:pPr>
+        <w:jc w:val="center"/>
+        <w:rPr>
+          <w:bCs/>
+          <w:sz w:val="20"/>
+          <w:szCs w:val="20"/>
+        </w:rPr>
+      </w:pPr>
       <w:hyperlink r:id="rId7" w:history="1">
-        <w:r>
-          <w:rPr>
-            <w:rStyle w:val="Hyperlink"/>
-            <w:bCs/>
-            <w:sz w:val="20"/>
-            <w:szCs w:val="20"/>
-          </w:rPr>
-          <w:t>minoruyamanaka@icloud.com</w:t>
-        </w:r>
-      </w:hyperlink>
-    </w:p>
-    <w:p>
-      <w:pPr>
-        <w:jc w:val="center"/>
-        <w:rPr>
-          <w:bCs/>
-          <w:sz w:val="20"/>
-          <w:szCs w:val="20"/>
-        </w:rPr>
-      </w:pPr>
-      <w:r>
-        <w:rPr>
-          <w:bCs/>
-          <w:sz w:val="20"/>
-          <w:szCs w:val="20"/>
-        </w:rPr>
-        <w:t>Aceito proposta para trabalhar como CLT ou PJ – Presencial e Home Office</w:t>
-      </w:r>
-    </w:p>
-    <w:p>
-      <w:pPr>
-        <w:jc w:val="center"/>
-        <w:rPr>
-          <w:bCs/>
-          <w:sz w:val="20"/>
-          <w:szCs w:val="20"/>
-        </w:rPr>
-      </w:pPr>
-      <w:hyperlink r:id="rId8" w:history="1">
         <w:r>
           <w:rPr>
             <w:rStyle w:val="Hyperlink"/>
@@ -121,17 +131,27 @@
         </w:rPr>
         <w:t xml:space="preserve"> | </w:t>
       </w:r>
-      <w:hyperlink r:id="rId9" w:history="1">
-        <w:r>
-          <w:rPr>
-            <w:rStyle w:val="Hyperlink"/>
-            <w:bCs/>
-            <w:sz w:val="20"/>
-            <w:szCs w:val="20"/>
-          </w:rPr>
-          <w:t>linkedin.com/in/minoru-yamanaka</w:t>
-        </w:r>
-      </w:hyperlink>
+      <w:r>
+        <w:fldChar w:fldCharType="begin"/>
+      </w:r>
+      <w:r>
+        <w:instrText>HYPERLINK "https://www.linkedin.com/in/minoru-yamanaka"</w:instrText>
+      </w:r>
+      <w:r>
+        <w:fldChar w:fldCharType="separate"/>
+      </w:r>
+      <w:r>
+        <w:rPr>
+          <w:rStyle w:val="Hyperlink"/>
+          <w:bCs/>
+          <w:sz w:val="20"/>
+          <w:szCs w:val="20"/>
+        </w:rPr>
+        <w:t>linkedin.com/in/minoru-yamanaka</w:t>
+      </w:r>
+      <w:r>
+        <w:fldChar w:fldCharType="end"/>
+      </w:r>
     </w:p>
     <w:p>
       <w:pPr>
@@ -364,7 +384,107 @@
           <w:szCs w:val="20"/>
           <w:lang w:val="pt-BR"/>
         </w:rPr>
-        <w:t>Algumas das minhas habilidades técnicas incluem programação em Java, Python e SQL, além de desenvolvimento front-end com HTML, CSS e JavaScript. Possuo conhecimento em Power BI, MySQL, Git, Figma e metodologias ágeis (Scrum e Kanban), além de certificações em Data Science, Big Data e Power BI.</w:t>
+        <w:t>Algumas das minhas habilidades técnicas incluem programação em Java, Python e SQL, além de desenvolvimento front-</w:t>
+      </w:r>
+      <w:proofErr w:type="spellStart"/>
+      <w:r>
+        <w:rPr>
+          <w:color w:val="000000"/>
+          <w:sz w:val="20"/>
+          <w:szCs w:val="20"/>
+          <w:lang w:val="pt-BR"/>
+        </w:rPr>
+        <w:t>end</w:t>
+      </w:r>
+      <w:proofErr w:type="spellEnd"/>
+      <w:r>
+        <w:rPr>
+          <w:color w:val="000000"/>
+          <w:sz w:val="20"/>
+          <w:szCs w:val="20"/>
+          <w:lang w:val="pt-BR"/>
+        </w:rPr>
+        <w:t xml:space="preserve"> com HTML, CSS e </w:t>
+      </w:r>
+      <w:proofErr w:type="spellStart"/>
+      <w:r>
+        <w:rPr>
+          <w:color w:val="000000"/>
+          <w:sz w:val="20"/>
+          <w:szCs w:val="20"/>
+          <w:lang w:val="pt-BR"/>
+        </w:rPr>
+        <w:t>JavaScript</w:t>
+      </w:r>
+      <w:proofErr w:type="spellEnd"/>
+      <w:r>
+        <w:rPr>
+          <w:color w:val="000000"/>
+          <w:sz w:val="20"/>
+          <w:szCs w:val="20"/>
+          <w:lang w:val="pt-BR"/>
+        </w:rPr>
+        <w:t xml:space="preserve">. Possuo conhecimento em Power BI, MySQL, </w:t>
+      </w:r>
+      <w:proofErr w:type="spellStart"/>
+      <w:r>
+        <w:rPr>
+          <w:color w:val="000000"/>
+          <w:sz w:val="20"/>
+          <w:szCs w:val="20"/>
+          <w:lang w:val="pt-BR"/>
+        </w:rPr>
+        <w:t>Git</w:t>
+      </w:r>
+      <w:proofErr w:type="spellEnd"/>
+      <w:r>
+        <w:rPr>
+          <w:color w:val="000000"/>
+          <w:sz w:val="20"/>
+          <w:szCs w:val="20"/>
+          <w:lang w:val="pt-BR"/>
+        </w:rPr>
+        <w:t xml:space="preserve">, </w:t>
+      </w:r>
+      <w:proofErr w:type="spellStart"/>
+      <w:r>
+        <w:rPr>
+          <w:color w:val="000000"/>
+          <w:sz w:val="20"/>
+          <w:szCs w:val="20"/>
+          <w:lang w:val="pt-BR"/>
+        </w:rPr>
+        <w:t>Figma</w:t>
+      </w:r>
+      <w:proofErr w:type="spellEnd"/>
+      <w:r>
+        <w:rPr>
+          <w:color w:val="000000"/>
+          <w:sz w:val="20"/>
+          <w:szCs w:val="20"/>
+          <w:lang w:val="pt-BR"/>
+        </w:rPr>
+        <w:t xml:space="preserve"> e metodologias ágeis (Scrum e </w:t>
+      </w:r>
+      <w:proofErr w:type="spellStart"/>
+      <w:r>
+        <w:rPr>
+          <w:color w:val="000000"/>
+          <w:sz w:val="20"/>
+          <w:szCs w:val="20"/>
+          <w:lang w:val="pt-BR"/>
+        </w:rPr>
+        <w:t>Kanban</w:t>
+      </w:r>
+      <w:proofErr w:type="spellEnd"/>
+      <w:r>
+        <w:rPr>
+          <w:color w:val="000000"/>
+          <w:sz w:val="20"/>
+          <w:szCs w:val="20"/>
+          <w:lang w:val="pt-BR"/>
+        </w:rPr>
+        <w:t>), além de certificações em Data Science, Big Data e Power BI.</w:t>
       </w:r>
       <w:r>
         <w:rPr>
@@ -594,7 +714,47 @@
           <w:szCs w:val="20"/>
           <w:lang w:val="pt-BR"/>
         </w:rPr>
-        <w:t>Sou apaixonado por tecnologia, inovação e gestão de projetos. Busco oportunidades nas áreas de Desenvolvimento Web, Front-End Development, Gestão de Projetos (PMO) ou Recrutamento Tech, onde possa aplicar e aprimorar meus conhecimentos técnicos e estratégicos.</w:t>
+        <w:t>Sou apaixonado por tecnologia, inovação e gestão de projetos. Busco oportunidades nas áreas de Desenvolvimento Web, Front-</w:t>
+      </w:r>
+      <w:proofErr w:type="spellStart"/>
+      <w:r>
+        <w:rPr>
+          <w:color w:val="000000"/>
+          <w:sz w:val="20"/>
+          <w:szCs w:val="20"/>
+          <w:lang w:val="pt-BR"/>
+        </w:rPr>
+        <w:t>End</w:t>
+      </w:r>
+      <w:proofErr w:type="spellEnd"/>
+      <w:r>
+        <w:rPr>
+          <w:color w:val="000000"/>
+          <w:sz w:val="20"/>
+          <w:szCs w:val="20"/>
+          <w:lang w:val="pt-BR"/>
+        </w:rPr>
+        <w:t xml:space="preserve"> </w:t>
+      </w:r>
+      <w:proofErr w:type="spellStart"/>
+      <w:r>
+        <w:rPr>
+          <w:color w:val="000000"/>
+          <w:sz w:val="20"/>
+          <w:szCs w:val="20"/>
+          <w:lang w:val="pt-BR"/>
+        </w:rPr>
+        <w:t>Development</w:t>
+      </w:r>
+      <w:proofErr w:type="spellEnd"/>
+      <w:r>
+        <w:rPr>
+          <w:color w:val="000000"/>
+          <w:sz w:val="20"/>
+          <w:szCs w:val="20"/>
+          <w:lang w:val="pt-BR"/>
+        </w:rPr>
+        <w:t>, Gestão de Projetos (PMO) ou Recrutamento Tech, onde possa aplicar e aprimorar meus conhecimentos técnicos e estratégicos.</w:t>
       </w:r>
     </w:p>
     <w:p>
@@ -1666,6 +1826,16 @@
     <w:p>
       <w:pPr>
         <w:pStyle w:val="PargrafodaLista"/>
+        <w:jc w:val="both"/>
+        <w:rPr>
+          <w:sz w:val="20"/>
+          <w:szCs w:val="20"/>
+        </w:rPr>
+      </w:pPr>
+    </w:p>
+    <w:p>
+      <w:pPr>
+        <w:pStyle w:val="PargrafodaLista"/>
         <w:ind w:left="0"/>
         <w:jc w:val="both"/>
         <w:rPr>
@@ -1678,10 +1848,47 @@
       <w:pPr>
         <w:pStyle w:val="Ttulo1"/>
         <w:ind w:left="0"/>
-        <w:jc w:val="both"/>
+        <w:rPr>
+          <w:rStyle w:val="Hyperlink"/>
+          <w:b w:val="0"/>
+          <w:bCs/>
+          <w:color w:val="auto"/>
+          <w:u w:val="none"/>
+        </w:rPr>
       </w:pPr>
       <w:r>
         <w:t>CURSO | CERTIFICAÇÃO</w:t>
+      </w:r>
+      <w:r>
+        <w:rPr>
+          <w:b w:val="0"/>
+          <w:bCs/>
+          <w:lang w:val="pt-BR"/>
+        </w:rPr>
+        <w:fldChar w:fldCharType="begin"/>
+      </w:r>
+      <w:r>
+        <w:rPr>
+          <w:b w:val="0"/>
+          <w:bCs/>
+          <w:lang w:val="pt-BR"/>
+        </w:rPr>
+        <w:instrText>HYPERLINK "https://github.com/minoru-yamanaka/cv/blob/main/certificados/ASSISTENTES_DE_PESQUISA_COM_GPTS_PERSONALIZADOS_NO_CHATGPT_E_NOTEBOOKLM.pdf" \t "_self"</w:instrText>
+      </w:r>
+      <w:r>
+        <w:rPr>
+          <w:b w:val="0"/>
+          <w:bCs/>
+          <w:lang w:val="pt-BR"/>
+        </w:rPr>
+      </w:r>
+      <w:r>
+        <w:rPr>
+          <w:b w:val="0"/>
+          <w:bCs/>
+          <w:lang w:val="pt-BR"/>
+        </w:rPr>
+        <w:fldChar w:fldCharType="separate"/>
       </w:r>
     </w:p>
     <w:p>
@@ -1691,87 +1898,115 @@
           <w:ilvl w:val="0"/>
           <w:numId w:val="24"/>
         </w:numPr>
-        <w:jc w:val="both"/>
-        <w:rPr>
-          <w:sz w:val="20"/>
-          <w:szCs w:val="20"/>
-        </w:rPr>
-      </w:pPr>
-      <w:r>
-        <w:rPr>
-          <w:sz w:val="20"/>
-          <w:szCs w:val="20"/>
-        </w:rPr>
-        <w:t xml:space="preserve">Desenvolvedor </w:t>
-      </w:r>
-      <w:r>
-        <w:rPr>
-          <w:sz w:val="20"/>
-          <w:szCs w:val="20"/>
-        </w:rPr>
-        <w:t>Back</w:t>
-      </w:r>
-      <w:r>
-        <w:rPr>
-          <w:sz w:val="20"/>
-          <w:szCs w:val="20"/>
-        </w:rPr>
-        <w:t xml:space="preserve">-End (SENAC Lapa Tito) - </w:t>
-      </w:r>
-      <w:r>
-        <w:rPr>
-          <w:sz w:val="20"/>
-          <w:szCs w:val="20"/>
-        </w:rPr>
-        <w:t>500</w:t>
-      </w:r>
-      <w:r>
-        <w:rPr>
-          <w:sz w:val="20"/>
-          <w:szCs w:val="20"/>
-        </w:rPr>
+      </w:pPr>
+      <w:r>
+        <w:rPr>
+          <w:rStyle w:val="Hyperlink"/>
+          <w:bCs/>
+          <w:color w:val="auto"/>
+          <w:sz w:val="20"/>
+          <w:szCs w:val="20"/>
+          <w:u w:val="none"/>
+          <w:lang w:val="pt-BR"/>
+        </w:rPr>
+        <w:t>Criação de assistentes</w:t>
+      </w:r>
+      <w:r>
+        <w:rPr>
+          <w:rStyle w:val="Hyperlink"/>
+          <w:bCs/>
+          <w:color w:val="auto"/>
+          <w:sz w:val="20"/>
+          <w:szCs w:val="20"/>
+          <w:u w:val="none"/>
+          <w:lang w:val="pt-BR"/>
+        </w:rPr>
+        <w:t xml:space="preserve"> </w:t>
+      </w:r>
+      <w:r>
+        <w:rPr>
+          <w:rStyle w:val="Hyperlink"/>
+          <w:bCs/>
+          <w:color w:val="auto"/>
+          <w:sz w:val="20"/>
+          <w:szCs w:val="20"/>
+          <w:u w:val="none"/>
+          <w:lang w:val="pt-BR"/>
+        </w:rPr>
+        <w:t>personalizados no ChatGPT e</w:t>
+      </w:r>
+      <w:r>
+        <w:rPr>
+          <w:rStyle w:val="Hyperlink"/>
+          <w:bCs/>
+          <w:color w:val="auto"/>
+          <w:sz w:val="20"/>
+          <w:szCs w:val="20"/>
+          <w:u w:val="none"/>
+          <w:lang w:val="pt-BR"/>
+        </w:rPr>
+        <w:t xml:space="preserve"> </w:t>
+      </w:r>
+      <w:proofErr w:type="spellStart"/>
+      <w:r>
+        <w:rPr>
+          <w:rStyle w:val="Hyperlink"/>
+          <w:bCs/>
+          <w:color w:val="auto"/>
+          <w:sz w:val="20"/>
+          <w:szCs w:val="20"/>
+          <w:u w:val="none"/>
+          <w:lang w:val="pt-BR"/>
+        </w:rPr>
+        <w:t>NotebookLM</w:t>
+      </w:r>
+      <w:proofErr w:type="spellEnd"/>
+      <w:r>
+        <w:rPr>
+          <w:bCs/>
+        </w:rPr>
+        <w:fldChar w:fldCharType="end"/>
+      </w:r>
+      <w:r>
+        <w:rPr>
+          <w:bCs/>
+        </w:rPr>
+        <w:t xml:space="preserve"> </w:t>
+      </w:r>
+      <w:r>
+        <w:t>(</w:t>
+      </w:r>
+      <w:r>
+        <w:t>Mackenzie</w:t>
+      </w:r>
+      <w:r>
+        <w:t xml:space="preserve">) - </w:t>
+      </w:r>
+      <w:r>
+        <w:t>4</w:t>
+      </w:r>
+      <w:r>
         <w:t>h</w:t>
       </w:r>
       <w:r>
-        <w:rPr>
-          <w:sz w:val="20"/>
-          <w:szCs w:val="20"/>
-        </w:rPr>
         <w:t xml:space="preserve"> (0</w:t>
       </w:r>
       <w:r>
-        <w:rPr>
-          <w:sz w:val="20"/>
-          <w:szCs w:val="20"/>
-        </w:rPr>
-        <w:t>9</w:t>
-      </w:r>
-      <w:r>
-        <w:rPr>
-          <w:sz w:val="20"/>
-          <w:szCs w:val="20"/>
-        </w:rPr>
+        <w:t>1</w:t>
+      </w:r>
+      <w:r>
         <w:t>/</w:t>
       </w:r>
       <w:r>
-        <w:rPr>
-          <w:sz w:val="20"/>
-          <w:szCs w:val="20"/>
-        </w:rPr>
-        <w:t>2025</w:t>
-      </w:r>
-      <w:r>
-        <w:rPr>
-          <w:sz w:val="20"/>
-          <w:szCs w:val="20"/>
-        </w:rPr>
+        <w:t>202</w:t>
+      </w:r>
+      <w:r>
+        <w:t>6</w:t>
+      </w:r>
+      <w:r>
         <w:t>)</w:t>
       </w:r>
       <w:r>
-        <w:rPr>
-          <w:sz w:val="20"/>
-          <w:szCs w:val="20"/>
-        </w:rPr>
         <w:t>.</w:t>
       </w:r>
     </w:p>
@@ -1793,14 +2028,42 @@
           <w:sz w:val="20"/>
           <w:szCs w:val="20"/>
         </w:rPr>
-        <w:t>Desenvolvedor Front-End (SENAC Lapa Tito) - 264h</w:t>
-      </w:r>
-      <w:r>
-        <w:rPr>
-          <w:sz w:val="20"/>
-          <w:szCs w:val="20"/>
-        </w:rPr>
-        <w:t xml:space="preserve"> (06/</w:t>
+        <w:t xml:space="preserve">Desenvolvedor </w:t>
+      </w:r>
+      <w:r>
+        <w:rPr>
+          <w:sz w:val="20"/>
+          <w:szCs w:val="20"/>
+        </w:rPr>
+        <w:t>Back</w:t>
+      </w:r>
+      <w:r>
+        <w:rPr>
+          <w:sz w:val="20"/>
+          <w:szCs w:val="20"/>
+        </w:rPr>
+        <w:t xml:space="preserve">-End (SENAC Lapa Tito) - </w:t>
+      </w:r>
+      <w:r>
+        <w:rPr>
+          <w:sz w:val="20"/>
+          <w:szCs w:val="20"/>
+        </w:rPr>
+        <w:t>500</w:t>
+      </w:r>
+      <w:r>
+        <w:rPr>
+          <w:sz w:val="20"/>
+          <w:szCs w:val="20"/>
+        </w:rPr>
+        <w:t>h</w:t>
+      </w:r>
+      <w:r>
+        <w:rPr>
+          <w:sz w:val="20"/>
+          <w:szCs w:val="20"/>
+        </w:rPr>
+        <w:t xml:space="preserve"> (09/</w:t>
       </w:r>
       <w:r>
         <w:rPr>
@@ -1842,7 +2105,35 @@
           <w:sz w:val="20"/>
           <w:szCs w:val="20"/>
         </w:rPr>
-        <w:t>Banco de Dados para Data Science (SENAI Nadir Dias de Figueiredo) - 40h (09/2024)</w:t>
+        <w:t>Desenvolvedor Front-End (SENAC Lapa Tito) - 264h</w:t>
+      </w:r>
+      <w:r>
+        <w:rPr>
+          <w:sz w:val="20"/>
+          <w:szCs w:val="20"/>
+        </w:rPr>
+        <w:t xml:space="preserve"> (06/</w:t>
+      </w:r>
+      <w:r>
+        <w:rPr>
+          <w:sz w:val="20"/>
+          <w:szCs w:val="20"/>
+        </w:rPr>
+        <w:t>2025</w:t>
+      </w:r>
+      <w:r>
+        <w:rPr>
+          <w:sz w:val="20"/>
+          <w:szCs w:val="20"/>
+        </w:rPr>
+        <w:t>)</w:t>
+      </w:r>
+      <w:r>
+        <w:rPr>
+          <w:sz w:val="20"/>
+          <w:szCs w:val="20"/>
+        </w:rPr>
+        <w:t>.</w:t>
       </w:r>
     </w:p>
     <w:p>
@@ -1863,7 +2154,7 @@
           <w:sz w:val="20"/>
           <w:szCs w:val="20"/>
         </w:rPr>
-        <w:t>Microsoft Office Excel (SENAI Nadir Dias de Figueiredo) – 20h (08/2024)</w:t>
+        <w:t>Banco de Dados para Data Science (SENAI Nadir Dias de Figueiredo) - 40h (09/2024)</w:t>
       </w:r>
     </w:p>
     <w:p>
@@ -1884,7 +2175,7 @@
           <w:sz w:val="20"/>
           <w:szCs w:val="20"/>
         </w:rPr>
-        <w:t>Implementação em Big Data (SENAI Roberto Simonsen) - 40h (08/2024)</w:t>
+        <w:t>Microsoft Office Excel (SENAI Nadir Dias de Figueiredo) – 20h (08/2024)</w:t>
       </w:r>
     </w:p>
     <w:p>
@@ -1905,7 +2196,7 @@
           <w:sz w:val="20"/>
           <w:szCs w:val="20"/>
         </w:rPr>
-        <w:t>Programação em Python para Data Science (SENAI Ary Torres) - 60h (08/2024)</w:t>
+        <w:t>Implementação em Big Data (SENAI Roberto Simonsen) - 40h (08/2024)</w:t>
       </w:r>
     </w:p>
     <w:p>
@@ -1926,7 +2217,7 @@
           <w:sz w:val="20"/>
           <w:szCs w:val="20"/>
         </w:rPr>
-        <w:t>Design Centrado no Usuário (PUCRS) - 10h (07/2024)</w:t>
+        <w:t>Programação em Python para Data Science (SENAI Ary Torres) - 60h (08/2024)</w:t>
       </w:r>
     </w:p>
     <w:p>
@@ -1947,7 +2238,7 @@
           <w:sz w:val="20"/>
           <w:szCs w:val="20"/>
         </w:rPr>
-        <w:t>Compliance e Proteção de Dados (PUCRS) - 10h (07/2024)</w:t>
+        <w:t>Design Centrado no Usuário (PUCRS) - 10h (07/2024)</w:t>
       </w:r>
     </w:p>
     <w:p>
@@ -1968,7 +2259,7 @@
           <w:sz w:val="20"/>
           <w:szCs w:val="20"/>
         </w:rPr>
-        <w:t>Soluções Ágeis (SEBRAE) - 24h (07/2024)</w:t>
+        <w:t>Compliance e Proteção de Dados (PUCRS) - 10h (07/2024)</w:t>
       </w:r>
     </w:p>
     <w:p>
@@ -1989,7 +2280,7 @@
           <w:sz w:val="20"/>
           <w:szCs w:val="20"/>
         </w:rPr>
-        <w:t>Gestão de Recursos Humanos (SEBRAE) - 15h (07/2024)</w:t>
+        <w:t>Soluções Ágeis (SEBRAE) - 24h (07/2024)</w:t>
       </w:r>
     </w:p>
     <w:p>
@@ -2010,7 +2301,7 @@
           <w:sz w:val="20"/>
           <w:szCs w:val="20"/>
         </w:rPr>
-        <w:t>Introdução à Ciência de Dados (FGV) - 60h (07/2024)</w:t>
+        <w:t>Gestão de Recursos Humanos (SEBRAE) - 15h (07/2024)</w:t>
       </w:r>
     </w:p>
     <w:p>
@@ -2031,7 +2322,7 @@
           <w:sz w:val="20"/>
           <w:szCs w:val="20"/>
         </w:rPr>
-        <w:t>Power BI (SENAI Orlando Laviero Ferraiuolo) - 20h (06/2024)</w:t>
+        <w:t>Introdução à Ciência de Dados (FGV) - 60h (07/2024)</w:t>
       </w:r>
     </w:p>
     <w:p>
@@ -2052,7 +2343,7 @@
           <w:sz w:val="20"/>
           <w:szCs w:val="20"/>
         </w:rPr>
-        <w:t>Programação em Python (SENAI José Ephim Mindlin) - 120h (04/2024)</w:t>
+        <w:t>Power BI (SENAI Orlando Laviero Ferraiuolo) - 20h (06/2024)</w:t>
       </w:r>
     </w:p>
     <w:p>
@@ -2073,7 +2364,7 @@
           <w:sz w:val="20"/>
           <w:szCs w:val="20"/>
         </w:rPr>
-        <w:t>Web Design, Front End (SENAI Roberto Simonsen) - 180h (04/2024)</w:t>
+        <w:t>Programação em Python (SENAI José Ephim Mindlin) - 120h (04/2024)</w:t>
       </w:r>
     </w:p>
     <w:p>
@@ -2094,7 +2385,7 @@
           <w:sz w:val="20"/>
           <w:szCs w:val="20"/>
         </w:rPr>
-        <w:t>Programação Oracle, Java Foundations (SENAI Mariano Ferraz) - 120h (12/2023)</w:t>
+        <w:t>Web Design, Front End (SENAI Roberto Simonsen) - 180h (04/2024)</w:t>
       </w:r>
     </w:p>
     <w:p>
@@ -2115,7 +2406,7 @@
           <w:sz w:val="20"/>
           <w:szCs w:val="20"/>
         </w:rPr>
-        <w:t>Desenvolvedor de Aplicações para Android (SENAI Mariano Ferraz) - 40h (12/2023)</w:t>
+        <w:t>Programação Oracle, Java Foundations (SENAI Mariano Ferraz) - 120h (12/2023)</w:t>
       </w:r>
     </w:p>
     <w:p>
@@ -2136,7 +2427,7 @@
           <w:sz w:val="20"/>
           <w:szCs w:val="20"/>
         </w:rPr>
-        <w:t>Java Foundations - 120h (12/2023)</w:t>
+        <w:t>Desenvolvedor de Aplicações para Android (SENAI Mariano Ferraz) - 40h (12/2023)</w:t>
       </w:r>
     </w:p>
     <w:p>
@@ -2157,7 +2448,7 @@
           <w:sz w:val="20"/>
           <w:szCs w:val="20"/>
         </w:rPr>
-        <w:t>Microsoft Power BI (Fundação Bradesco) - 5h (05/2023)</w:t>
+        <w:t>Java Foundations - 120h (12/2023)</w:t>
       </w:r>
     </w:p>
     <w:p>
@@ -2178,7 +2469,7 @@
           <w:sz w:val="20"/>
           <w:szCs w:val="20"/>
         </w:rPr>
-        <w:t>Google Fundamentos do Marketing Digital (Google) - 40h (04/2023)</w:t>
+        <w:t>Microsoft Power BI (Fundação Bradesco) - 5h (05/2023)</w:t>
       </w:r>
     </w:p>
     <w:p>
@@ -2199,7 +2490,7 @@
           <w:sz w:val="20"/>
           <w:szCs w:val="20"/>
         </w:rPr>
-        <w:t>Projetos de Sistemas de TI (Fundação Bradesco) - 15h (03/2023)</w:t>
+        <w:t>Google Fundamentos do Marketing Digital (Google) - 40h (04/2023)</w:t>
       </w:r>
     </w:p>
     <w:p>
@@ -2220,7 +2511,7 @@
           <w:sz w:val="20"/>
           <w:szCs w:val="20"/>
         </w:rPr>
-        <w:t>Inglês Instrumental - Universidade Cidade de São Paulo - 80h (12/2022)</w:t>
+        <w:t>Projetos de Sistemas de TI (Fundação Bradesco) - 15h (03/2023)</w:t>
       </w:r>
     </w:p>
     <w:p>
@@ -2241,7 +2532,7 @@
           <w:sz w:val="20"/>
           <w:szCs w:val="20"/>
         </w:rPr>
-        <w:t>Gestão de Tecnologia da Informação - Universidade Cidade de São Paulo - 60h (07/2023)</w:t>
+        <w:t>Inglês Instrumental - Universidade Cidade de São Paulo - 80h (12/2022)</w:t>
       </w:r>
     </w:p>
     <w:p>
@@ -2262,7 +2553,7 @@
           <w:sz w:val="20"/>
           <w:szCs w:val="20"/>
         </w:rPr>
-        <w:t>Governança Corporativa - Universidade Cidade de São Paulo - 60h (07/2023)</w:t>
+        <w:t>Gestão de Tecnologia da Informação - Universidade Cidade de São Paulo - 60h (07/2023)</w:t>
       </w:r>
     </w:p>
     <w:p>
@@ -2283,7 +2574,7 @@
           <w:sz w:val="20"/>
           <w:szCs w:val="20"/>
         </w:rPr>
-        <w:t>Java · Devmedia (09/2022)</w:t>
+        <w:t>Governança Corporativa - Universidade Cidade de São Paulo - 60h (07/2023)</w:t>
       </w:r>
     </w:p>
     <w:p>
@@ -2304,7 +2595,7 @@
           <w:sz w:val="20"/>
           <w:szCs w:val="20"/>
         </w:rPr>
-        <w:t>Programação – Devmedia (06/2022)</w:t>
+        <w:t>Java · Devmedia (09/2022)</w:t>
       </w:r>
     </w:p>
     <w:p>
@@ -2325,7 +2616,7 @@
           <w:sz w:val="20"/>
           <w:szCs w:val="20"/>
         </w:rPr>
-        <w:t>CSS - Devmedia (06/2022)</w:t>
+        <w:t>Programação – Devmedia (06/2022)</w:t>
       </w:r>
     </w:p>
     <w:p>
@@ -2346,6 +2637,27 @@
           <w:sz w:val="20"/>
           <w:szCs w:val="20"/>
         </w:rPr>
+        <w:t>CSS - Devmedia (06/2022)</w:t>
+      </w:r>
+    </w:p>
+    <w:p>
+      <w:pPr>
+        <w:pStyle w:val="PargrafodaLista"/>
+        <w:numPr>
+          <w:ilvl w:val="0"/>
+          <w:numId w:val="24"/>
+        </w:numPr>
+        <w:jc w:val="both"/>
+        <w:rPr>
+          <w:sz w:val="20"/>
+          <w:szCs w:val="20"/>
+        </w:rPr>
+      </w:pPr>
+      <w:r>
+        <w:rPr>
+          <w:sz w:val="20"/>
+          <w:szCs w:val="20"/>
+        </w:rPr>
         <w:t>HTML - Devmedia (06/2022)</w:t>
       </w:r>
     </w:p>
@@ -2455,7 +2767,7 @@
       </w:pPr>
     </w:p>
     <w:sectPr>
-      <w:headerReference w:type="default" r:id="rId10"/>
+      <w:headerReference w:type="default" r:id="rId8"/>
       <w:pgSz w:w="11910" w:h="16840"/>
       <w:pgMar w:top="1134" w:right="1134" w:bottom="1134" w:left="1134" w:header="0" w:footer="726" w:gutter="0"/>
       <w:pgNumType w:start="1"/>
@@ -6638,7 +6950,6 @@
   <w:style w:type="character" w:default="1" w:styleId="Fontepargpadro">
     <w:name w:val="Default Paragraph Font"/>
     <w:uiPriority w:val="1"/>
-    <w:semiHidden/>
     <w:unhideWhenUsed/>
   </w:style>
   <w:style w:type="table" w:default="1" w:styleId="Tabelanormal">

--- a/cv_2025.docx
+++ b/cv_2025.docx
@@ -1850,8 +1850,6 @@
         <w:ind w:left="0"/>
         <w:rPr>
           <w:rStyle w:val="Hyperlink"/>
-          <w:b w:val="0"/>
-          <w:bCs/>
           <w:color w:val="auto"/>
           <w:u w:val="none"/>
         </w:rPr>
@@ -1898,6 +1896,11 @@
           <w:ilvl w:val="0"/>
           <w:numId w:val="24"/>
         </w:numPr>
+        <w:rPr>
+          <w:rStyle w:val="Hyperlink"/>
+          <w:color w:val="auto"/>
+          <w:u w:val="none"/>
+        </w:rPr>
       </w:pPr>
       <w:r>
         <w:rPr>
@@ -1909,105 +1912,91 @@
           <w:u w:val="none"/>
           <w:lang w:val="pt-BR"/>
         </w:rPr>
-        <w:t>Criação de assistentes</w:t>
-      </w:r>
-      <w:r>
-        <w:rPr>
-          <w:rStyle w:val="Hyperlink"/>
-          <w:bCs/>
-          <w:color w:val="auto"/>
-          <w:sz w:val="20"/>
-          <w:szCs w:val="20"/>
-          <w:u w:val="none"/>
+        <w:t>Metodologias</w:t>
+      </w:r>
+      <w:r>
+        <w:rPr>
+          <w:bCs/>
+          <w:sz w:val="20"/>
+          <w:szCs w:val="20"/>
+        </w:rPr>
+        <w:fldChar w:fldCharType="end"/>
+      </w:r>
+      <w:r>
+        <w:rPr>
+          <w:bCs/>
+          <w:sz w:val="20"/>
+          <w:szCs w:val="20"/>
+        </w:rPr>
+        <w:t xml:space="preserve"> Ativas</w:t>
+      </w:r>
+      <w:r>
+        <w:rPr>
+          <w:bCs/>
+        </w:rPr>
+        <w:t xml:space="preserve"> </w:t>
+      </w:r>
+      <w:r>
+        <w:t>(</w:t>
+      </w:r>
+      <w:r>
+        <w:rPr>
+          <w:sz w:val="20"/>
+          <w:szCs w:val="20"/>
+        </w:rPr>
+        <w:t>FGV</w:t>
+      </w:r>
+      <w:r>
+        <w:t xml:space="preserve">) - </w:t>
+      </w:r>
+      <w:r>
+        <w:t>1</w:t>
+      </w:r>
+      <w:r>
+        <w:t>h</w:t>
+      </w:r>
+      <w:r>
+        <w:t xml:space="preserve"> (01/</w:t>
+      </w:r>
+      <w:r>
+        <w:t>202</w:t>
+      </w:r>
+      <w:r>
+        <w:t>6)</w:t>
+      </w:r>
+      <w:r>
+        <w:t>.</w:t>
+      </w:r>
+      <w:r>
+        <w:rPr>
+          <w:bCs/>
+          <w:sz w:val="20"/>
+          <w:szCs w:val="20"/>
           <w:lang w:val="pt-BR"/>
         </w:rPr>
-        <w:t xml:space="preserve"> </w:t>
-      </w:r>
-      <w:r>
-        <w:rPr>
-          <w:rStyle w:val="Hyperlink"/>
-          <w:bCs/>
-          <w:color w:val="auto"/>
-          <w:sz w:val="20"/>
-          <w:szCs w:val="20"/>
-          <w:u w:val="none"/>
+        <w:fldChar w:fldCharType="begin"/>
+      </w:r>
+      <w:r>
+        <w:rPr>
+          <w:bCs/>
           <w:lang w:val="pt-BR"/>
         </w:rPr>
-        <w:t>personalizados no ChatGPT e</w:t>
-      </w:r>
-      <w:r>
-        <w:rPr>
-          <w:rStyle w:val="Hyperlink"/>
-          <w:bCs/>
-          <w:color w:val="auto"/>
-          <w:sz w:val="20"/>
-          <w:szCs w:val="20"/>
-          <w:u w:val="none"/>
+        <w:instrText>HYPERLINK "https://github.com/minoru-yamanaka/cv/blob/main/certificados/ASSISTENTES_DE_PESQUISA_COM_GPTS_PERSONALIZADOS_NO_CHATGPT_E_NOTEBOOKLM.pdf" \t "_self"</w:instrText>
+      </w:r>
+      <w:r>
+        <w:rPr>
+          <w:b/>
           <w:lang w:val="pt-BR"/>
         </w:rPr>
-        <w:t xml:space="preserve"> </w:t>
-      </w:r>
-      <w:proofErr w:type="spellStart"/>
-      <w:r>
-        <w:rPr>
-          <w:rStyle w:val="Hyperlink"/>
-          <w:bCs/>
-          <w:color w:val="auto"/>
-          <w:sz w:val="20"/>
-          <w:szCs w:val="20"/>
-          <w:u w:val="none"/>
+      </w:r>
+      <w:r>
+        <w:rPr>
+          <w:bCs/>
+          <w:sz w:val="20"/>
+          <w:szCs w:val="20"/>
           <w:lang w:val="pt-BR"/>
         </w:rPr>
-        <w:t>NotebookLM</w:t>
-      </w:r>
-      <w:proofErr w:type="spellEnd"/>
-      <w:r>
-        <w:rPr>
-          <w:bCs/>
-        </w:rPr>
-        <w:fldChar w:fldCharType="end"/>
-      </w:r>
-      <w:r>
-        <w:rPr>
-          <w:bCs/>
-        </w:rPr>
-        <w:t xml:space="preserve"> </w:t>
-      </w:r>
-      <w:r>
-        <w:t>(</w:t>
-      </w:r>
-      <w:r>
-        <w:t>Mackenzie</w:t>
-      </w:r>
-      <w:r>
-        <w:t xml:space="preserve">) - </w:t>
-      </w:r>
-      <w:r>
-        <w:t>4</w:t>
-      </w:r>
-      <w:r>
-        <w:t>h</w:t>
-      </w:r>
-      <w:r>
-        <w:t xml:space="preserve"> (0</w:t>
-      </w:r>
-      <w:r>
-        <w:t>1</w:t>
-      </w:r>
-      <w:r>
-        <w:t>/</w:t>
-      </w:r>
-      <w:r>
-        <w:t>202</w:t>
-      </w:r>
-      <w:r>
-        <w:t>6</w:t>
-      </w:r>
-      <w:r>
-        <w:t>)</w:t>
-      </w:r>
-      <w:r>
-        <w:t>.</w:t>
+        <w:fldChar w:fldCharType="separate"/>
       </w:r>
     </w:p>
     <w:p>
@@ -2017,73 +2006,82 @@
           <w:ilvl w:val="0"/>
           <w:numId w:val="24"/>
         </w:numPr>
-        <w:jc w:val="both"/>
-        <w:rPr>
-          <w:sz w:val="20"/>
-          <w:szCs w:val="20"/>
-        </w:rPr>
-      </w:pPr>
-      <w:r>
-        <w:rPr>
-          <w:sz w:val="20"/>
-          <w:szCs w:val="20"/>
-        </w:rPr>
-        <w:t xml:space="preserve">Desenvolvedor </w:t>
-      </w:r>
-      <w:r>
-        <w:rPr>
-          <w:sz w:val="20"/>
-          <w:szCs w:val="20"/>
-        </w:rPr>
-        <w:t>Back</w:t>
-      </w:r>
-      <w:r>
-        <w:rPr>
-          <w:sz w:val="20"/>
-          <w:szCs w:val="20"/>
-        </w:rPr>
-        <w:t xml:space="preserve">-End (SENAC Lapa Tito) - </w:t>
-      </w:r>
-      <w:r>
-        <w:rPr>
-          <w:sz w:val="20"/>
-          <w:szCs w:val="20"/>
-        </w:rPr>
-        <w:t>500</w:t>
-      </w:r>
-      <w:r>
-        <w:rPr>
-          <w:sz w:val="20"/>
-          <w:szCs w:val="20"/>
-        </w:rPr>
+      </w:pPr>
+      <w:r>
+        <w:rPr>
+          <w:rStyle w:val="Hyperlink"/>
+          <w:bCs/>
+          <w:color w:val="auto"/>
+          <w:sz w:val="20"/>
+          <w:szCs w:val="20"/>
+          <w:u w:val="none"/>
+          <w:lang w:val="pt-BR"/>
+        </w:rPr>
+        <w:t>Criação de assistentes personalizados no ChatGPT e</w:t>
+      </w:r>
+      <w:r>
+        <w:rPr>
+          <w:rStyle w:val="Hyperlink"/>
+          <w:bCs/>
+          <w:color w:val="auto"/>
+          <w:sz w:val="20"/>
+          <w:szCs w:val="20"/>
+          <w:u w:val="none"/>
+          <w:lang w:val="pt-BR"/>
+        </w:rPr>
+        <w:t xml:space="preserve"> </w:t>
+      </w:r>
+      <w:proofErr w:type="spellStart"/>
+      <w:r>
+        <w:rPr>
+          <w:rStyle w:val="Hyperlink"/>
+          <w:bCs/>
+          <w:color w:val="auto"/>
+          <w:sz w:val="20"/>
+          <w:szCs w:val="20"/>
+          <w:u w:val="none"/>
+          <w:lang w:val="pt-BR"/>
+        </w:rPr>
+        <w:t>NotebookLM</w:t>
+      </w:r>
+      <w:proofErr w:type="spellEnd"/>
+      <w:r>
+        <w:rPr>
+          <w:bCs/>
+        </w:rPr>
+        <w:fldChar w:fldCharType="end"/>
+      </w:r>
+      <w:r>
+        <w:rPr>
+          <w:bCs/>
+        </w:rPr>
+        <w:t xml:space="preserve"> </w:t>
+      </w:r>
+      <w:r>
+        <w:t>(</w:t>
+      </w:r>
+      <w:r>
+        <w:t>Mackenzie</w:t>
+      </w:r>
+      <w:r>
+        <w:t xml:space="preserve">) - </w:t>
+      </w:r>
+      <w:r>
+        <w:t>4</w:t>
+      </w:r>
+      <w:r>
         <w:t>h</w:t>
       </w:r>
       <w:r>
-        <w:rPr>
-          <w:sz w:val="20"/>
-          <w:szCs w:val="20"/>
-        </w:rPr>
-        <w:t xml:space="preserve"> (09/</w:t>
-      </w:r>
-      <w:r>
-        <w:rPr>
-          <w:sz w:val="20"/>
-          <w:szCs w:val="20"/>
-        </w:rPr>
-        <w:t>2025</w:t>
-      </w:r>
-      <w:r>
-        <w:rPr>
-          <w:sz w:val="20"/>
-          <w:szCs w:val="20"/>
-        </w:rPr>
-        <w:t>)</w:t>
-      </w:r>
-      <w:r>
-        <w:rPr>
-          <w:sz w:val="20"/>
-          <w:szCs w:val="20"/>
-        </w:rPr>
+        <w:t xml:space="preserve"> (01/</w:t>
+      </w:r>
+      <w:r>
+        <w:t>202</w:t>
+      </w:r>
+      <w:r>
+        <w:t>6)</w:t>
+      </w:r>
+      <w:r>
         <w:t>.</w:t>
       </w:r>
     </w:p>
@@ -2105,14 +2103,42 @@
           <w:sz w:val="20"/>
           <w:szCs w:val="20"/>
         </w:rPr>
-        <w:t>Desenvolvedor Front-End (SENAC Lapa Tito) - 264h</w:t>
-      </w:r>
-      <w:r>
-        <w:rPr>
-          <w:sz w:val="20"/>
-          <w:szCs w:val="20"/>
-        </w:rPr>
-        <w:t xml:space="preserve"> (06/</w:t>
+        <w:t xml:space="preserve">Desenvolvedor </w:t>
+      </w:r>
+      <w:r>
+        <w:rPr>
+          <w:sz w:val="20"/>
+          <w:szCs w:val="20"/>
+        </w:rPr>
+        <w:t>Back</w:t>
+      </w:r>
+      <w:r>
+        <w:rPr>
+          <w:sz w:val="20"/>
+          <w:szCs w:val="20"/>
+        </w:rPr>
+        <w:t xml:space="preserve">-End (SENAC Lapa Tito) - </w:t>
+      </w:r>
+      <w:r>
+        <w:rPr>
+          <w:sz w:val="20"/>
+          <w:szCs w:val="20"/>
+        </w:rPr>
+        <w:t>500</w:t>
+      </w:r>
+      <w:r>
+        <w:rPr>
+          <w:sz w:val="20"/>
+          <w:szCs w:val="20"/>
+        </w:rPr>
+        <w:t>h</w:t>
+      </w:r>
+      <w:r>
+        <w:rPr>
+          <w:sz w:val="20"/>
+          <w:szCs w:val="20"/>
+        </w:rPr>
+        <w:t xml:space="preserve"> (09/</w:t>
       </w:r>
       <w:r>
         <w:rPr>
@@ -2154,7 +2180,35 @@
           <w:sz w:val="20"/>
           <w:szCs w:val="20"/>
         </w:rPr>
-        <w:t>Banco de Dados para Data Science (SENAI Nadir Dias de Figueiredo) - 40h (09/2024)</w:t>
+        <w:t>Desenvolvedor Front-End (SENAC Lapa Tito) - 264h</w:t>
+      </w:r>
+      <w:r>
+        <w:rPr>
+          <w:sz w:val="20"/>
+          <w:szCs w:val="20"/>
+        </w:rPr>
+        <w:t xml:space="preserve"> (06/</w:t>
+      </w:r>
+      <w:r>
+        <w:rPr>
+          <w:sz w:val="20"/>
+          <w:szCs w:val="20"/>
+        </w:rPr>
+        <w:t>2025</w:t>
+      </w:r>
+      <w:r>
+        <w:rPr>
+          <w:sz w:val="20"/>
+          <w:szCs w:val="20"/>
+        </w:rPr>
+        <w:t>)</w:t>
+      </w:r>
+      <w:r>
+        <w:rPr>
+          <w:sz w:val="20"/>
+          <w:szCs w:val="20"/>
+        </w:rPr>
+        <w:t>.</w:t>
       </w:r>
     </w:p>
     <w:p>
@@ -2175,7 +2229,7 @@
           <w:sz w:val="20"/>
           <w:szCs w:val="20"/>
         </w:rPr>
-        <w:t>Microsoft Office Excel (SENAI Nadir Dias de Figueiredo) – 20h (08/2024)</w:t>
+        <w:t>Banco de Dados para Data Science (SENAI Nadir Dias de Figueiredo) - 40h (09/2024)</w:t>
       </w:r>
     </w:p>
     <w:p>
@@ -2196,7 +2250,7 @@
           <w:sz w:val="20"/>
           <w:szCs w:val="20"/>
         </w:rPr>
-        <w:t>Implementação em Big Data (SENAI Roberto Simonsen) - 40h (08/2024)</w:t>
+        <w:t>Microsoft Office Excel (SENAI Nadir Dias de Figueiredo) – 20h (08/2024)</w:t>
       </w:r>
     </w:p>
     <w:p>
@@ -2217,7 +2271,7 @@
           <w:sz w:val="20"/>
           <w:szCs w:val="20"/>
         </w:rPr>
-        <w:t>Programação em Python para Data Science (SENAI Ary Torres) - 60h (08/2024)</w:t>
+        <w:t>Implementação em Big Data (SENAI Roberto Simonsen) - 40h (08/2024)</w:t>
       </w:r>
     </w:p>
     <w:p>
@@ -2238,7 +2292,7 @@
           <w:sz w:val="20"/>
           <w:szCs w:val="20"/>
         </w:rPr>
-        <w:t>Design Centrado no Usuário (PUCRS) - 10h (07/2024)</w:t>
+        <w:t>Programação em Python para Data Science (SENAI Ary Torres) - 60h (08/2024)</w:t>
       </w:r>
     </w:p>
     <w:p>
@@ -2259,7 +2313,7 @@
           <w:sz w:val="20"/>
           <w:szCs w:val="20"/>
         </w:rPr>
-        <w:t>Compliance e Proteção de Dados (PUCRS) - 10h (07/2024)</w:t>
+        <w:t>Design Centrado no Usuário (PUCRS) - 10h (07/2024)</w:t>
       </w:r>
     </w:p>
     <w:p>
@@ -2280,7 +2334,7 @@
           <w:sz w:val="20"/>
           <w:szCs w:val="20"/>
         </w:rPr>
-        <w:t>Soluções Ágeis (SEBRAE) - 24h (07/2024)</w:t>
+        <w:t>Compliance e Proteção de Dados (PUCRS) - 10h (07/2024)</w:t>
       </w:r>
     </w:p>
     <w:p>
@@ -2301,7 +2355,7 @@
           <w:sz w:val="20"/>
           <w:szCs w:val="20"/>
         </w:rPr>
-        <w:t>Gestão de Recursos Humanos (SEBRAE) - 15h (07/2024)</w:t>
+        <w:t>Soluções Ágeis (SEBRAE) - 24h (07/2024)</w:t>
       </w:r>
     </w:p>
     <w:p>
@@ -2322,7 +2376,7 @@
           <w:sz w:val="20"/>
           <w:szCs w:val="20"/>
         </w:rPr>
-        <w:t>Introdução à Ciência de Dados (FGV) - 60h (07/2024)</w:t>
+        <w:t>Gestão de Recursos Humanos (SEBRAE) - 15h (07/2024)</w:t>
       </w:r>
     </w:p>
     <w:p>
@@ -2343,7 +2397,7 @@
           <w:sz w:val="20"/>
           <w:szCs w:val="20"/>
         </w:rPr>
-        <w:t>Power BI (SENAI Orlando Laviero Ferraiuolo) - 20h (06/2024)</w:t>
+        <w:t>Introdução à Ciência de Dados (FGV) - 60h (07/2024)</w:t>
       </w:r>
     </w:p>
     <w:p>
@@ -2364,7 +2418,7 @@
           <w:sz w:val="20"/>
           <w:szCs w:val="20"/>
         </w:rPr>
-        <w:t>Programação em Python (SENAI José Ephim Mindlin) - 120h (04/2024)</w:t>
+        <w:t>Power BI (SENAI Orlando Laviero Ferraiuolo) - 20h (06/2024)</w:t>
       </w:r>
     </w:p>
     <w:p>
@@ -2385,7 +2439,7 @@
           <w:sz w:val="20"/>
           <w:szCs w:val="20"/>
         </w:rPr>
-        <w:t>Web Design, Front End (SENAI Roberto Simonsen) - 180h (04/2024)</w:t>
+        <w:t>Programação em Python (SENAI José Ephim Mindlin) - 120h (04/2024)</w:t>
       </w:r>
     </w:p>
     <w:p>
@@ -2406,7 +2460,7 @@
           <w:sz w:val="20"/>
           <w:szCs w:val="20"/>
         </w:rPr>
-        <w:t>Programação Oracle, Java Foundations (SENAI Mariano Ferraz) - 120h (12/2023)</w:t>
+        <w:t>Web Design, Front End (SENAI Roberto Simonsen) - 180h (04/2024)</w:t>
       </w:r>
     </w:p>
     <w:p>
@@ -2427,7 +2481,7 @@
           <w:sz w:val="20"/>
           <w:szCs w:val="20"/>
         </w:rPr>
-        <w:t>Desenvolvedor de Aplicações para Android (SENAI Mariano Ferraz) - 40h (12/2023)</w:t>
+        <w:t>Programação Oracle, Java Foundations (SENAI Mariano Ferraz) - 120h (12/2023)</w:t>
       </w:r>
     </w:p>
     <w:p>
@@ -2448,7 +2502,7 @@
           <w:sz w:val="20"/>
           <w:szCs w:val="20"/>
         </w:rPr>
-        <w:t>Java Foundations - 120h (12/2023)</w:t>
+        <w:t>Desenvolvedor de Aplicações para Android (SENAI Mariano Ferraz) - 40h (12/2023)</w:t>
       </w:r>
     </w:p>
     <w:p>
@@ -2469,7 +2523,7 @@
           <w:sz w:val="20"/>
           <w:szCs w:val="20"/>
         </w:rPr>
-        <w:t>Microsoft Power BI (Fundação Bradesco) - 5h (05/2023)</w:t>
+        <w:t>Java Foundations - 120h (12/2023)</w:t>
       </w:r>
     </w:p>
     <w:p>
@@ -2490,7 +2544,7 @@
           <w:sz w:val="20"/>
           <w:szCs w:val="20"/>
         </w:rPr>
-        <w:t>Google Fundamentos do Marketing Digital (Google) - 40h (04/2023)</w:t>
+        <w:t>Microsoft Power BI (Fundação Bradesco) - 5h (05/2023)</w:t>
       </w:r>
     </w:p>
     <w:p>
@@ -2511,7 +2565,7 @@
           <w:sz w:val="20"/>
           <w:szCs w:val="20"/>
         </w:rPr>
-        <w:t>Projetos de Sistemas de TI (Fundação Bradesco) - 15h (03/2023)</w:t>
+        <w:t>Google Fundamentos do Marketing Digital (Google) - 40h (04/2023)</w:t>
       </w:r>
     </w:p>
     <w:p>
@@ -2532,7 +2586,7 @@
           <w:sz w:val="20"/>
           <w:szCs w:val="20"/>
         </w:rPr>
-        <w:t>Inglês Instrumental - Universidade Cidade de São Paulo - 80h (12/2022)</w:t>
+        <w:t>Projetos de Sistemas de TI (Fundação Bradesco) - 15h (03/2023)</w:t>
       </w:r>
     </w:p>
     <w:p>
@@ -2553,7 +2607,7 @@
           <w:sz w:val="20"/>
           <w:szCs w:val="20"/>
         </w:rPr>
-        <w:t>Gestão de Tecnologia da Informação - Universidade Cidade de São Paulo - 60h (07/2023)</w:t>
+        <w:t>Inglês Instrumental - Universidade Cidade de São Paulo - 80h (12/2022)</w:t>
       </w:r>
     </w:p>
     <w:p>
@@ -2574,7 +2628,7 @@
           <w:sz w:val="20"/>
           <w:szCs w:val="20"/>
         </w:rPr>
-        <w:t>Governança Corporativa - Universidade Cidade de São Paulo - 60h (07/2023)</w:t>
+        <w:t>Gestão de Tecnologia da Informação - Universidade Cidade de São Paulo - 60h (07/2023)</w:t>
       </w:r>
     </w:p>
     <w:p>
@@ -2595,7 +2649,7 @@
           <w:sz w:val="20"/>
           <w:szCs w:val="20"/>
         </w:rPr>
-        <w:t>Java · Devmedia (09/2022)</w:t>
+        <w:t>Governança Corporativa - Universidade Cidade de São Paulo - 60h (07/2023)</w:t>
       </w:r>
     </w:p>
     <w:p>
@@ -2616,7 +2670,7 @@
           <w:sz w:val="20"/>
           <w:szCs w:val="20"/>
         </w:rPr>
-        <w:t>Programação – Devmedia (06/2022)</w:t>
+        <w:t>Java · Devmedia (09/2022)</w:t>
       </w:r>
     </w:p>
     <w:p>
@@ -2637,7 +2691,7 @@
           <w:sz w:val="20"/>
           <w:szCs w:val="20"/>
         </w:rPr>
-        <w:t>CSS - Devmedia (06/2022)</w:t>
+        <w:t>Programação – Devmedia (06/2022)</w:t>
       </w:r>
     </w:p>
     <w:p>
@@ -2658,6 +2712,27 @@
           <w:sz w:val="20"/>
           <w:szCs w:val="20"/>
         </w:rPr>
+        <w:t>CSS - Devmedia (06/2022)</w:t>
+      </w:r>
+    </w:p>
+    <w:p>
+      <w:pPr>
+        <w:pStyle w:val="PargrafodaLista"/>
+        <w:numPr>
+          <w:ilvl w:val="0"/>
+          <w:numId w:val="24"/>
+        </w:numPr>
+        <w:jc w:val="both"/>
+        <w:rPr>
+          <w:sz w:val="20"/>
+          <w:szCs w:val="20"/>
+        </w:rPr>
+      </w:pPr>
+      <w:r>
+        <w:rPr>
+          <w:sz w:val="20"/>
+          <w:szCs w:val="20"/>
+        </w:rPr>
         <w:t>HTML - Devmedia (06/2022)</w:t>
       </w:r>
     </w:p>
@@ -2753,6 +2828,7 @@
           <w:sz w:val="20"/>
           <w:szCs w:val="20"/>
         </w:rPr>
+        <w:lastRenderedPageBreak/>
         <w:t>Inglês avançado.</w:t>
       </w:r>
     </w:p>
@@ -6950,6 +7026,7 @@
   <w:style w:type="character" w:default="1" w:styleId="Fontepargpadro">
     <w:name w:val="Default Paragraph Font"/>
     <w:uiPriority w:val="1"/>
+    <w:semiHidden/>
     <w:unhideWhenUsed/>
   </w:style>
   <w:style w:type="table" w:default="1" w:styleId="Tabelanormal">

--- a/cv_2025.docx
+++ b/cv_2025.docx
@@ -112,7 +112,7 @@
           <w:szCs w:val="20"/>
         </w:rPr>
       </w:pPr>
-      <w:hyperlink r:id="rId7" w:history="1">
+      <w:hyperlink r:id="rId8" w:history="1">
         <w:r>
           <w:rPr>
             <w:rStyle w:val="Hyperlink"/>
@@ -247,7 +247,7 @@
           <w:sz w:val="20"/>
           <w:szCs w:val="20"/>
         </w:rPr>
-        <w:tab/>
+        <w:t xml:space="preserve"> | Data Science &amp; Ed Tech</w:t>
       </w:r>
     </w:p>
     <w:p>
@@ -317,6 +317,426 @@
     </w:p>
     <w:p>
       <w:pPr>
+        <w:jc w:val="both"/>
+        <w:rPr>
+          <w:color w:val="000000"/>
+          <w:sz w:val="20"/>
+          <w:szCs w:val="20"/>
+          <w:lang w:val="pt-BR"/>
+        </w:rPr>
+      </w:pPr>
+      <w:r>
+        <w:rPr>
+          <w:color w:val="000000"/>
+          <w:sz w:val="20"/>
+          <w:szCs w:val="20"/>
+          <w:lang w:val="pt-BR"/>
+        </w:rPr>
+        <w:t xml:space="preserve">Cientista de Dados e Analista de Sistemas, com formação em ADS e Especialização Técnica em Informática para Internet. Minha trajetória é marcada pela convergência entre tecnologia, inovação e gestão, com sólida experiência em transformar dados brutos em inteligência estratégica. Atualmente, lidero a frente de </w:t>
+      </w:r>
+      <w:r>
+        <w:rPr>
+          <w:b/>
+          <w:bCs/>
+          <w:color w:val="000000"/>
+          <w:sz w:val="20"/>
+          <w:szCs w:val="20"/>
+          <w:lang w:val="pt-BR"/>
+        </w:rPr>
+        <w:t>Business Intelligence (BI)</w:t>
+      </w:r>
+      <w:r>
+        <w:rPr>
+          <w:color w:val="000000"/>
+          <w:sz w:val="20"/>
+          <w:szCs w:val="20"/>
+          <w:lang w:val="pt-BR"/>
+        </w:rPr>
+        <w:t xml:space="preserve"> para o curso de Medicina do Mackenzie, onde estruturei indicadores de desempenho e metodologias ativas, estabelecendo um novo modelo de gestão baseada em dados na unidade Alphaville.</w:t>
+      </w:r>
+    </w:p>
+    <w:p>
+      <w:pPr>
+        <w:jc w:val="both"/>
+        <w:rPr>
+          <w:color w:val="000000"/>
+          <w:sz w:val="20"/>
+          <w:szCs w:val="20"/>
+          <w:lang w:val="pt-BR"/>
+        </w:rPr>
+      </w:pPr>
+      <w:r>
+        <w:rPr>
+          <w:color w:val="000000"/>
+          <w:sz w:val="20"/>
+          <w:szCs w:val="20"/>
+          <w:lang w:val="pt-BR"/>
+        </w:rPr>
+        <w:t xml:space="preserve">Possuo domínio técnico em linguagens como </w:t>
+      </w:r>
+      <w:r>
+        <w:rPr>
+          <w:b/>
+          <w:bCs/>
+          <w:color w:val="000000"/>
+          <w:sz w:val="20"/>
+          <w:szCs w:val="20"/>
+          <w:lang w:val="pt-BR"/>
+        </w:rPr>
+        <w:t>Java, Python e SQL</w:t>
+      </w:r>
+      <w:r>
+        <w:rPr>
+          <w:color w:val="000000"/>
+          <w:sz w:val="20"/>
+          <w:szCs w:val="20"/>
+          <w:lang w:val="pt-BR"/>
+        </w:rPr>
+        <w:t xml:space="preserve">, além de sólido conhecimento em desenvolvimento </w:t>
+      </w:r>
+      <w:r>
+        <w:rPr>
+          <w:b/>
+          <w:bCs/>
+          <w:color w:val="000000"/>
+          <w:sz w:val="20"/>
+          <w:szCs w:val="20"/>
+          <w:lang w:val="pt-BR"/>
+        </w:rPr>
+        <w:t>WEB</w:t>
+      </w:r>
+      <w:r>
+        <w:rPr>
+          <w:color w:val="000000"/>
+          <w:sz w:val="20"/>
+          <w:szCs w:val="20"/>
+          <w:lang w:val="pt-BR"/>
+        </w:rPr>
+        <w:t xml:space="preserve"> e ferramentas de análise como </w:t>
+      </w:r>
+      <w:r>
+        <w:rPr>
+          <w:b/>
+          <w:bCs/>
+          <w:color w:val="000000"/>
+          <w:sz w:val="20"/>
+          <w:szCs w:val="20"/>
+          <w:lang w:val="pt-BR"/>
+        </w:rPr>
+        <w:t>Power BI</w:t>
+      </w:r>
+      <w:r>
+        <w:rPr>
+          <w:color w:val="000000"/>
+          <w:sz w:val="20"/>
+          <w:szCs w:val="20"/>
+          <w:lang w:val="pt-BR"/>
+        </w:rPr>
+        <w:t>. Minha bagagem inclui a docência em tecnologia no SENAC SP, o que consolidou minhas habilidades de liderança e comunicação, facilitando a interação entre equipes multidisciplinares sob metodologias ágeis (Scrum/</w:t>
+      </w:r>
+      <w:proofErr w:type="spellStart"/>
+      <w:r>
+        <w:rPr>
+          <w:color w:val="000000"/>
+          <w:sz w:val="20"/>
+          <w:szCs w:val="20"/>
+          <w:lang w:val="pt-BR"/>
+        </w:rPr>
+        <w:t>Kanban</w:t>
+      </w:r>
+      <w:proofErr w:type="spellEnd"/>
+      <w:r>
+        <w:rPr>
+          <w:color w:val="000000"/>
+          <w:sz w:val="20"/>
+          <w:szCs w:val="20"/>
+          <w:lang w:val="pt-BR"/>
+        </w:rPr>
+        <w:t>).</w:t>
+      </w:r>
+    </w:p>
+    <w:p>
+      <w:pPr>
+        <w:jc w:val="both"/>
+        <w:rPr>
+          <w:b/>
+          <w:bCs/>
+          <w:sz w:val="20"/>
+          <w:szCs w:val="20"/>
+        </w:rPr>
+      </w:pPr>
+      <w:r>
+        <w:rPr>
+          <w:b/>
+          <w:bCs/>
+          <w:sz w:val="20"/>
+          <w:szCs w:val="20"/>
+        </w:rPr>
+        <w:t>Contribuí com alguns resultados para as empresas:</w:t>
+      </w:r>
+    </w:p>
+    <w:p>
+      <w:pPr>
+        <w:pStyle w:val="PargrafodaLista"/>
+        <w:numPr>
+          <w:ilvl w:val="0"/>
+          <w:numId w:val="29"/>
+        </w:numPr>
+        <w:jc w:val="both"/>
+        <w:rPr>
+          <w:sz w:val="20"/>
+          <w:szCs w:val="20"/>
+        </w:rPr>
+      </w:pPr>
+      <w:r>
+        <w:rPr>
+          <w:sz w:val="20"/>
+          <w:szCs w:val="20"/>
+        </w:rPr>
+        <w:t>C</w:t>
+      </w:r>
+      <w:r>
+        <w:rPr>
+          <w:sz w:val="20"/>
+          <w:szCs w:val="20"/>
+        </w:rPr>
+        <w:t xml:space="preserve">omo Cientista de Dados, liderei o desenvolvimento e a implantação do sistema de avaliação para o </w:t>
+      </w:r>
+      <w:r>
+        <w:rPr>
+          <w:b/>
+          <w:bCs/>
+          <w:sz w:val="20"/>
+          <w:szCs w:val="20"/>
+        </w:rPr>
+        <w:t>P</w:t>
+      </w:r>
+      <w:r>
+        <w:rPr>
+          <w:b/>
+          <w:bCs/>
+          <w:sz w:val="20"/>
+          <w:szCs w:val="20"/>
+        </w:rPr>
+        <w:t xml:space="preserve">rimeiro </w:t>
+      </w:r>
+      <w:r>
+        <w:rPr>
+          <w:b/>
+          <w:bCs/>
+          <w:sz w:val="20"/>
+          <w:szCs w:val="20"/>
+        </w:rPr>
+        <w:t>C</w:t>
+      </w:r>
+      <w:r>
+        <w:rPr>
+          <w:b/>
+          <w:bCs/>
+          <w:sz w:val="20"/>
+          <w:szCs w:val="20"/>
+        </w:rPr>
+        <w:t>urso de Medicina do Mackenzie em São Paulo.</w:t>
+      </w:r>
+      <w:r>
+        <w:rPr>
+          <w:sz w:val="20"/>
+          <w:szCs w:val="20"/>
+        </w:rPr>
+        <w:t xml:space="preserve"> Através de soluções de </w:t>
+      </w:r>
+      <w:r>
+        <w:rPr>
+          <w:b/>
+          <w:bCs/>
+          <w:sz w:val="20"/>
+          <w:szCs w:val="20"/>
+        </w:rPr>
+        <w:t>Business Intelligence (BI)</w:t>
+      </w:r>
+      <w:r>
+        <w:rPr>
+          <w:sz w:val="20"/>
+          <w:szCs w:val="20"/>
+        </w:rPr>
+        <w:t>, estruturei indicadores de desempenho acadêmico e metodologias ativas, transformando dados brutos em inteligência estratégica para a coordenação e estabelecendo um modelo de gestão baseada em dados na unidade Alphaville.</w:t>
+      </w:r>
+    </w:p>
+    <w:p>
+      <w:pPr>
+        <w:pStyle w:val="PargrafodaLista"/>
+        <w:numPr>
+          <w:ilvl w:val="0"/>
+          <w:numId w:val="29"/>
+        </w:numPr>
+        <w:jc w:val="both"/>
+        <w:rPr>
+          <w:sz w:val="20"/>
+          <w:szCs w:val="20"/>
+        </w:rPr>
+      </w:pPr>
+      <w:r>
+        <w:rPr>
+          <w:sz w:val="20"/>
+          <w:szCs w:val="20"/>
+        </w:rPr>
+        <w:t xml:space="preserve">No </w:t>
+      </w:r>
+      <w:r>
+        <w:rPr>
+          <w:b/>
+          <w:bCs/>
+          <w:sz w:val="20"/>
+          <w:szCs w:val="20"/>
+        </w:rPr>
+        <w:t xml:space="preserve">Senac </w:t>
+      </w:r>
+      <w:r>
+        <w:rPr>
+          <w:b/>
+          <w:bCs/>
+          <w:sz w:val="20"/>
+          <w:szCs w:val="20"/>
+        </w:rPr>
+        <w:t>SP</w:t>
+      </w:r>
+      <w:r>
+        <w:rPr>
+          <w:sz w:val="20"/>
+          <w:szCs w:val="20"/>
+        </w:rPr>
+        <w:t xml:space="preserve"> </w:t>
+      </w:r>
+      <w:r>
+        <w:rPr>
+          <w:sz w:val="20"/>
+          <w:szCs w:val="20"/>
+        </w:rPr>
+        <w:t>ministrando aulas de Java com foco em Programação Orientada a Objetos (POO) e boas práticas. Adaptei conteúdos a diferentes níveis de conhecimento, acompanhei o progresso dos alunos e promovi um ambiente inclusivo e motivador de aprendizagem.</w:t>
+      </w:r>
+    </w:p>
+    <w:p>
+      <w:pPr>
+        <w:pStyle w:val="PargrafodaLista"/>
+        <w:numPr>
+          <w:ilvl w:val="0"/>
+          <w:numId w:val="29"/>
+        </w:numPr>
+        <w:jc w:val="both"/>
+        <w:rPr>
+          <w:sz w:val="20"/>
+          <w:szCs w:val="20"/>
+        </w:rPr>
+      </w:pPr>
+      <w:r>
+        <w:rPr>
+          <w:sz w:val="20"/>
+          <w:szCs w:val="20"/>
+        </w:rPr>
+        <w:t>Atuei como professor voluntário de Desenvolvimento Web</w:t>
+      </w:r>
+      <w:r>
+        <w:rPr>
+          <w:sz w:val="20"/>
+          <w:szCs w:val="20"/>
+        </w:rPr>
+        <w:t xml:space="preserve"> na </w:t>
+      </w:r>
+      <w:r>
+        <w:rPr>
+          <w:b/>
+          <w:bCs/>
+          <w:sz w:val="20"/>
+          <w:szCs w:val="20"/>
+        </w:rPr>
+        <w:t>ESF</w:t>
+      </w:r>
+      <w:r>
+        <w:rPr>
+          <w:sz w:val="20"/>
+          <w:szCs w:val="20"/>
+        </w:rPr>
+        <w:t xml:space="preserve"> </w:t>
+      </w:r>
+      <w:r>
+        <w:rPr>
+          <w:sz w:val="20"/>
+          <w:szCs w:val="20"/>
+        </w:rPr>
+        <w:t xml:space="preserve">, ministrando aulas e colaborando na </w:t>
+      </w:r>
+      <w:r>
+        <w:rPr>
+          <w:b/>
+          <w:bCs/>
+          <w:sz w:val="20"/>
+          <w:szCs w:val="20"/>
+        </w:rPr>
+        <w:t>gestão e adaptação de conteúdos didáticos</w:t>
+      </w:r>
+      <w:r>
+        <w:rPr>
+          <w:sz w:val="20"/>
+          <w:szCs w:val="20"/>
+        </w:rPr>
+        <w:t xml:space="preserve">, promovendo um ensino acessível e adequado aos </w:t>
+      </w:r>
+      <w:r>
+        <w:rPr>
+          <w:b/>
+          <w:bCs/>
+          <w:sz w:val="20"/>
+          <w:szCs w:val="20"/>
+        </w:rPr>
+        <w:t>objetivos pedagógicos e ao perfil das turmas</w:t>
+      </w:r>
+      <w:r>
+        <w:rPr>
+          <w:sz w:val="20"/>
+          <w:szCs w:val="20"/>
+        </w:rPr>
+        <w:t>.</w:t>
+      </w:r>
+    </w:p>
+    <w:p>
+      <w:pPr>
+        <w:pStyle w:val="PargrafodaLista"/>
+        <w:numPr>
+          <w:ilvl w:val="0"/>
+          <w:numId w:val="29"/>
+        </w:numPr>
+        <w:jc w:val="both"/>
+        <w:rPr>
+          <w:sz w:val="20"/>
+          <w:szCs w:val="20"/>
+        </w:rPr>
+      </w:pPr>
+      <w:r>
+        <w:rPr>
+          <w:sz w:val="20"/>
+          <w:szCs w:val="20"/>
+        </w:rPr>
+        <w:t xml:space="preserve">Na </w:t>
+      </w:r>
+      <w:r>
+        <w:rPr>
+          <w:b/>
+          <w:bCs/>
+          <w:sz w:val="20"/>
+          <w:szCs w:val="20"/>
+        </w:rPr>
+        <w:t>Japan Society</w:t>
+      </w:r>
+      <w:r>
+        <w:rPr>
+          <w:sz w:val="20"/>
+          <w:szCs w:val="20"/>
+        </w:rPr>
+        <w:t>, automatizei o atendimento via WhatsApp com integração de respostas automáticas e desenvolvi planilhas em Excel para gestão de dados e análise de indicadores de performance, otimizando o suporte ao cliente e a tomada de decisões.</w:t>
+      </w:r>
+    </w:p>
+    <w:p>
+      <w:pPr>
         <w:pBdr>
           <w:top w:val="nil"/>
           <w:left w:val="nil"/>
@@ -338,7 +758,7 @@
           <w:sz w:val="20"/>
           <w:szCs w:val="20"/>
         </w:rPr>
-        <w:t xml:space="preserve">Atualmente, estou </w:t>
+        <w:t xml:space="preserve">Busco oportunidades em </w:t>
       </w:r>
       <w:r>
         <w:rPr>
@@ -348,7 +768,7 @@
           <w:sz w:val="20"/>
           <w:szCs w:val="20"/>
         </w:rPr>
-        <w:t>aberto a oportunidades na área de tecnologia</w:t>
+        <w:t>Gestão de Projetos (PMO)</w:t>
       </w:r>
       <w:r>
         <w:rPr>
@@ -356,7 +776,53 @@
           <w:sz w:val="20"/>
           <w:szCs w:val="20"/>
         </w:rPr>
-        <w:t>, apoiado por minha formação em Análise e Desenvolvimento de Sistemas e Técnico em Informática para Internet. Possuo experiência diversificada em e-commerce, atendimento ao cliente, suporte em eventos de tecnologia, além de atuação como docente em informática e desenvolvimento.</w:t>
+        <w:t xml:space="preserve">, </w:t>
+      </w:r>
+      <w:r>
+        <w:rPr>
+          <w:b/>
+          <w:bCs/>
+          <w:color w:val="000000"/>
+          <w:sz w:val="20"/>
+          <w:szCs w:val="20"/>
+        </w:rPr>
+        <w:t>Análise de Dados</w:t>
+      </w:r>
+      <w:r>
+        <w:rPr>
+          <w:color w:val="000000"/>
+          <w:sz w:val="20"/>
+          <w:szCs w:val="20"/>
+        </w:rPr>
+        <w:t xml:space="preserve"> ou </w:t>
+      </w:r>
+      <w:r>
+        <w:rPr>
+          <w:b/>
+          <w:bCs/>
+          <w:color w:val="000000"/>
+          <w:sz w:val="20"/>
+          <w:szCs w:val="20"/>
+        </w:rPr>
+        <w:t xml:space="preserve">Desenvolvimento </w:t>
+      </w:r>
+      <w:r>
+        <w:rPr>
+          <w:b/>
+          <w:bCs/>
+          <w:color w:val="000000"/>
+          <w:sz w:val="20"/>
+          <w:szCs w:val="20"/>
+        </w:rPr>
+        <w:t>WEB</w:t>
+      </w:r>
+      <w:r>
+        <w:rPr>
+          <w:color w:val="000000"/>
+          <w:sz w:val="20"/>
+          <w:szCs w:val="20"/>
+        </w:rPr>
+        <w:t>, onde possa aplicar minha visão analítica para liderar iniciativas de alto impacto, otimizar processos e garantir entregas eficientes baseadas em evidências.</w:t>
       </w:r>
     </w:p>
     <w:p>
@@ -377,317 +843,6 @@
           <w:lang w:val="pt-BR"/>
         </w:rPr>
       </w:pPr>
-      <w:r>
-        <w:rPr>
-          <w:color w:val="000000"/>
-          <w:sz w:val="20"/>
-          <w:szCs w:val="20"/>
-          <w:lang w:val="pt-BR"/>
-        </w:rPr>
-        <w:t>Algumas das minhas habilidades técnicas incluem programação em Java, Python e SQL, além de desenvolvimento front-</w:t>
-      </w:r>
-      <w:proofErr w:type="spellStart"/>
-      <w:r>
-        <w:rPr>
-          <w:color w:val="000000"/>
-          <w:sz w:val="20"/>
-          <w:szCs w:val="20"/>
-          <w:lang w:val="pt-BR"/>
-        </w:rPr>
-        <w:t>end</w:t>
-      </w:r>
-      <w:proofErr w:type="spellEnd"/>
-      <w:r>
-        <w:rPr>
-          <w:color w:val="000000"/>
-          <w:sz w:val="20"/>
-          <w:szCs w:val="20"/>
-          <w:lang w:val="pt-BR"/>
-        </w:rPr>
-        <w:t xml:space="preserve"> com HTML, CSS e </w:t>
-      </w:r>
-      <w:proofErr w:type="spellStart"/>
-      <w:r>
-        <w:rPr>
-          <w:color w:val="000000"/>
-          <w:sz w:val="20"/>
-          <w:szCs w:val="20"/>
-          <w:lang w:val="pt-BR"/>
-        </w:rPr>
-        <w:t>JavaScript</w:t>
-      </w:r>
-      <w:proofErr w:type="spellEnd"/>
-      <w:r>
-        <w:rPr>
-          <w:color w:val="000000"/>
-          <w:sz w:val="20"/>
-          <w:szCs w:val="20"/>
-          <w:lang w:val="pt-BR"/>
-        </w:rPr>
-        <w:t xml:space="preserve">. Possuo conhecimento em Power BI, MySQL, </w:t>
-      </w:r>
-      <w:proofErr w:type="spellStart"/>
-      <w:r>
-        <w:rPr>
-          <w:color w:val="000000"/>
-          <w:sz w:val="20"/>
-          <w:szCs w:val="20"/>
-          <w:lang w:val="pt-BR"/>
-        </w:rPr>
-        <w:t>Git</w:t>
-      </w:r>
-      <w:proofErr w:type="spellEnd"/>
-      <w:r>
-        <w:rPr>
-          <w:color w:val="000000"/>
-          <w:sz w:val="20"/>
-          <w:szCs w:val="20"/>
-          <w:lang w:val="pt-BR"/>
-        </w:rPr>
-        <w:t xml:space="preserve">, </w:t>
-      </w:r>
-      <w:proofErr w:type="spellStart"/>
-      <w:r>
-        <w:rPr>
-          <w:color w:val="000000"/>
-          <w:sz w:val="20"/>
-          <w:szCs w:val="20"/>
-          <w:lang w:val="pt-BR"/>
-        </w:rPr>
-        <w:t>Figma</w:t>
-      </w:r>
-      <w:proofErr w:type="spellEnd"/>
-      <w:r>
-        <w:rPr>
-          <w:color w:val="000000"/>
-          <w:sz w:val="20"/>
-          <w:szCs w:val="20"/>
-          <w:lang w:val="pt-BR"/>
-        </w:rPr>
-        <w:t xml:space="preserve"> e metodologias ágeis (Scrum e </w:t>
-      </w:r>
-      <w:proofErr w:type="spellStart"/>
-      <w:r>
-        <w:rPr>
-          <w:color w:val="000000"/>
-          <w:sz w:val="20"/>
-          <w:szCs w:val="20"/>
-          <w:lang w:val="pt-BR"/>
-        </w:rPr>
-        <w:t>Kanban</w:t>
-      </w:r>
-      <w:proofErr w:type="spellEnd"/>
-      <w:r>
-        <w:rPr>
-          <w:color w:val="000000"/>
-          <w:sz w:val="20"/>
-          <w:szCs w:val="20"/>
-          <w:lang w:val="pt-BR"/>
-        </w:rPr>
-        <w:t>), além de certificações em Data Science, Big Data e Power BI.</w:t>
-      </w:r>
-      <w:r>
-        <w:rPr>
-          <w:color w:val="000000"/>
-          <w:sz w:val="20"/>
-          <w:szCs w:val="20"/>
-          <w:lang w:val="pt-BR"/>
-        </w:rPr>
-        <w:t xml:space="preserve"> </w:t>
-      </w:r>
-    </w:p>
-    <w:p>
-      <w:pPr>
-        <w:jc w:val="both"/>
-        <w:rPr>
-          <w:b/>
-          <w:bCs/>
-          <w:sz w:val="20"/>
-          <w:szCs w:val="20"/>
-        </w:rPr>
-      </w:pPr>
-      <w:r>
-        <w:rPr>
-          <w:b/>
-          <w:bCs/>
-          <w:sz w:val="20"/>
-          <w:szCs w:val="20"/>
-        </w:rPr>
-        <w:t>Contribuí com alguns resultados para as empresas:</w:t>
-      </w:r>
-    </w:p>
-    <w:p>
-      <w:pPr>
-        <w:pStyle w:val="PargrafodaLista"/>
-        <w:numPr>
-          <w:ilvl w:val="0"/>
-          <w:numId w:val="29"/>
-        </w:numPr>
-        <w:jc w:val="both"/>
-        <w:rPr>
-          <w:sz w:val="20"/>
-          <w:szCs w:val="20"/>
-        </w:rPr>
-      </w:pPr>
-      <w:r>
-        <w:rPr>
-          <w:sz w:val="20"/>
-          <w:szCs w:val="20"/>
-        </w:rPr>
-        <w:t xml:space="preserve">No </w:t>
-      </w:r>
-      <w:r>
-        <w:rPr>
-          <w:b/>
-          <w:bCs/>
-          <w:sz w:val="20"/>
-          <w:szCs w:val="20"/>
-        </w:rPr>
-        <w:t xml:space="preserve">Senac </w:t>
-      </w:r>
-      <w:r>
-        <w:rPr>
-          <w:b/>
-          <w:bCs/>
-          <w:sz w:val="20"/>
-          <w:szCs w:val="20"/>
-        </w:rPr>
-        <w:t>SP</w:t>
-      </w:r>
-      <w:r>
-        <w:rPr>
-          <w:sz w:val="20"/>
-          <w:szCs w:val="20"/>
-        </w:rPr>
-        <w:t xml:space="preserve"> </w:t>
-      </w:r>
-      <w:r>
-        <w:rPr>
-          <w:sz w:val="20"/>
-          <w:szCs w:val="20"/>
-        </w:rPr>
-        <w:t>ministrando aulas de Java com foco em Programação Orientada a Objetos (POO) e boas práticas. Adaptei conteúdos a diferentes níveis de conhecimento, acompanhei o progresso dos alunos e promovi um ambiente inclusivo e motivador de aprendizagem.</w:t>
-      </w:r>
-    </w:p>
-    <w:p>
-      <w:pPr>
-        <w:pStyle w:val="PargrafodaLista"/>
-        <w:numPr>
-          <w:ilvl w:val="0"/>
-          <w:numId w:val="29"/>
-        </w:numPr>
-        <w:jc w:val="both"/>
-        <w:rPr>
-          <w:sz w:val="20"/>
-          <w:szCs w:val="20"/>
-        </w:rPr>
-      </w:pPr>
-      <w:r>
-        <w:rPr>
-          <w:sz w:val="20"/>
-          <w:szCs w:val="20"/>
-        </w:rPr>
-        <w:t>Atuei como professor voluntário de Desenvolvimento Web</w:t>
-      </w:r>
-      <w:r>
-        <w:rPr>
-          <w:sz w:val="20"/>
-          <w:szCs w:val="20"/>
-        </w:rPr>
-        <w:t xml:space="preserve"> na </w:t>
-      </w:r>
-      <w:r>
-        <w:rPr>
-          <w:b/>
-          <w:bCs/>
-          <w:sz w:val="20"/>
-          <w:szCs w:val="20"/>
-        </w:rPr>
-        <w:t>ESF</w:t>
-      </w:r>
-      <w:r>
-        <w:rPr>
-          <w:sz w:val="20"/>
-          <w:szCs w:val="20"/>
-        </w:rPr>
-        <w:t xml:space="preserve"> </w:t>
-      </w:r>
-      <w:r>
-        <w:rPr>
-          <w:sz w:val="20"/>
-          <w:szCs w:val="20"/>
-        </w:rPr>
-        <w:t xml:space="preserve">, ministrando aulas e colaborando na </w:t>
-      </w:r>
-      <w:r>
-        <w:rPr>
-          <w:b/>
-          <w:bCs/>
-          <w:sz w:val="20"/>
-          <w:szCs w:val="20"/>
-        </w:rPr>
-        <w:t>gestão e adaptação de conteúdos didáticos</w:t>
-      </w:r>
-      <w:r>
-        <w:rPr>
-          <w:sz w:val="20"/>
-          <w:szCs w:val="20"/>
-        </w:rPr>
-        <w:t xml:space="preserve">, promovendo um ensino acessível e adequado aos </w:t>
-      </w:r>
-      <w:r>
-        <w:rPr>
-          <w:b/>
-          <w:bCs/>
-          <w:sz w:val="20"/>
-          <w:szCs w:val="20"/>
-        </w:rPr>
-        <w:t>objetivos pedagógicos e ao perfil das turmas</w:t>
-      </w:r>
-      <w:r>
-        <w:rPr>
-          <w:sz w:val="20"/>
-          <w:szCs w:val="20"/>
-        </w:rPr>
-        <w:t>.</w:t>
-      </w:r>
-    </w:p>
-    <w:p>
-      <w:pPr>
-        <w:pStyle w:val="PargrafodaLista"/>
-        <w:numPr>
-          <w:ilvl w:val="0"/>
-          <w:numId w:val="29"/>
-        </w:numPr>
-        <w:jc w:val="both"/>
-        <w:rPr>
-          <w:sz w:val="20"/>
-          <w:szCs w:val="20"/>
-        </w:rPr>
-      </w:pPr>
-      <w:r>
-        <w:rPr>
-          <w:sz w:val="20"/>
-          <w:szCs w:val="20"/>
-        </w:rPr>
-        <w:t xml:space="preserve">Na </w:t>
-      </w:r>
-      <w:r>
-        <w:rPr>
-          <w:b/>
-          <w:bCs/>
-          <w:sz w:val="20"/>
-          <w:szCs w:val="20"/>
-        </w:rPr>
-        <w:t>Japan Society</w:t>
-      </w:r>
-      <w:r>
-        <w:rPr>
-          <w:sz w:val="20"/>
-          <w:szCs w:val="20"/>
-        </w:rPr>
-        <w:t>, automatizei o atendimento via WhatsApp com integração de respostas automáticas e desenvolvi planilhas em Excel para gestão de dados e análise de indicadores de performance, otimizando o suporte ao cliente e a tomada de decisões.</w:t>
-      </w:r>
     </w:p>
     <w:p>
       <w:pPr>
@@ -701,60 +856,22 @@
         <w:ind w:right="23"/>
         <w:jc w:val="both"/>
         <w:rPr>
+          <w:b/>
+          <w:bCs/>
           <w:color w:val="000000"/>
           <w:sz w:val="20"/>
           <w:szCs w:val="20"/>
-          <w:lang w:val="pt-BR"/>
-        </w:rPr>
-      </w:pPr>
-      <w:r>
-        <w:rPr>
+        </w:rPr>
+      </w:pPr>
+      <w:r>
+        <w:rPr>
+          <w:b/>
+          <w:bCs/>
           <w:color w:val="000000"/>
           <w:sz w:val="20"/>
           <w:szCs w:val="20"/>
-          <w:lang w:val="pt-BR"/>
-        </w:rPr>
-        <w:t>Sou apaixonado por tecnologia, inovação e gestão de projetos. Busco oportunidades nas áreas de Desenvolvimento Web, Front-</w:t>
-      </w:r>
-      <w:proofErr w:type="spellStart"/>
-      <w:r>
-        <w:rPr>
-          <w:color w:val="000000"/>
-          <w:sz w:val="20"/>
-          <w:szCs w:val="20"/>
-          <w:lang w:val="pt-BR"/>
-        </w:rPr>
-        <w:t>End</w:t>
-      </w:r>
-      <w:proofErr w:type="spellEnd"/>
-      <w:r>
-        <w:rPr>
-          <w:color w:val="000000"/>
-          <w:sz w:val="20"/>
-          <w:szCs w:val="20"/>
-          <w:lang w:val="pt-BR"/>
-        </w:rPr>
-        <w:t xml:space="preserve"> </w:t>
-      </w:r>
-      <w:proofErr w:type="spellStart"/>
-      <w:r>
-        <w:rPr>
-          <w:color w:val="000000"/>
-          <w:sz w:val="20"/>
-          <w:szCs w:val="20"/>
-          <w:lang w:val="pt-BR"/>
-        </w:rPr>
-        <w:t>Development</w:t>
-      </w:r>
-      <w:proofErr w:type="spellEnd"/>
-      <w:r>
-        <w:rPr>
-          <w:color w:val="000000"/>
-          <w:sz w:val="20"/>
-          <w:szCs w:val="20"/>
-          <w:lang w:val="pt-BR"/>
-        </w:rPr>
-        <w:t>, Gestão de Projetos (PMO) ou Recrutamento Tech, onde possa aplicar e aprimorar meus conhecimentos técnicos e estratégicos.</w:t>
+        </w:rPr>
+        <w:t>EXPERIÊNCIA PROFISSIONAL</w:t>
       </w:r>
     </w:p>
     <w:p>
@@ -769,10 +886,11 @@
         <w:ind w:right="23"/>
         <w:jc w:val="both"/>
         <w:rPr>
+          <w:b/>
+          <w:bCs/>
           <w:color w:val="000000"/>
           <w:sz w:val="20"/>
           <w:szCs w:val="20"/>
-          <w:lang w:val="pt-BR"/>
         </w:rPr>
       </w:pPr>
     </w:p>
@@ -803,7 +921,7 @@
           <w:sz w:val="20"/>
           <w:szCs w:val="20"/>
         </w:rPr>
-        <w:t>EXPERIÊNCIA PROFISSIONAL</w:t>
+        <w:t xml:space="preserve">INSTITUTO PRESBITERIANO MACKENZIE </w:t>
       </w:r>
     </w:p>
     <w:p>
@@ -825,9 +943,52 @@
           <w:szCs w:val="20"/>
         </w:rPr>
       </w:pPr>
-    </w:p>
-    <w:p>
-      <w:pPr>
+      <w:r>
+        <w:rPr>
+          <w:b/>
+          <w:bCs/>
+          <w:color w:val="000000"/>
+          <w:sz w:val="20"/>
+          <w:szCs w:val="20"/>
+        </w:rPr>
+        <w:t xml:space="preserve">Cientista de Dados </w:t>
+      </w:r>
+      <w:r>
+        <w:rPr>
+          <w:b/>
+          <w:bCs/>
+          <w:sz w:val="20"/>
+          <w:szCs w:val="20"/>
+        </w:rPr>
+        <w:t>-</w:t>
+      </w:r>
+      <w:r>
+        <w:rPr>
+          <w:b/>
+          <w:bCs/>
+          <w:sz w:val="20"/>
+          <w:szCs w:val="20"/>
+        </w:rPr>
+        <w:t xml:space="preserve"> </w:t>
+      </w:r>
+      <w:r>
+        <w:rPr>
+          <w:b/>
+          <w:bCs/>
+          <w:color w:val="000000"/>
+          <w:sz w:val="20"/>
+          <w:szCs w:val="20"/>
+        </w:rPr>
+        <w:t>Tempo Integral (2026)</w:t>
+      </w:r>
+    </w:p>
+    <w:p>
+      <w:pPr>
+        <w:pStyle w:val="PargrafodaLista"/>
+        <w:numPr>
+          <w:ilvl w:val="0"/>
+          <w:numId w:val="31"/>
+        </w:numPr>
         <w:pBdr>
           <w:top w:val="nil"/>
           <w:left w:val="nil"/>
@@ -853,100 +1014,7 @@
           <w:sz w:val="20"/>
           <w:szCs w:val="20"/>
         </w:rPr>
-        <w:t>SENAC</w:t>
-      </w:r>
-      <w:r>
-        <w:rPr>
-          <w:b/>
-          <w:bCs/>
-          <w:color w:val="000000"/>
-          <w:sz w:val="20"/>
-          <w:szCs w:val="20"/>
-        </w:rPr>
-        <w:t xml:space="preserve"> LAPA TITO - SENAC SP </w:t>
-      </w:r>
-    </w:p>
-    <w:p>
-      <w:pPr>
-        <w:jc w:val="both"/>
-        <w:rPr>
-          <w:b/>
-          <w:bCs/>
-          <w:sz w:val="20"/>
-          <w:szCs w:val="20"/>
-        </w:rPr>
-      </w:pPr>
-      <w:r>
-        <w:rPr>
-          <w:b/>
-          <w:bCs/>
-          <w:sz w:val="20"/>
-          <w:szCs w:val="20"/>
-        </w:rPr>
-        <w:t>D</w:t>
-      </w:r>
-      <w:r>
-        <w:rPr>
-          <w:b/>
-          <w:bCs/>
-          <w:sz w:val="20"/>
-          <w:szCs w:val="20"/>
-        </w:rPr>
-        <w:t>ocente em Tecnologia</w:t>
-      </w:r>
-      <w:r>
-        <w:rPr>
-          <w:b/>
-          <w:bCs/>
-          <w:sz w:val="20"/>
-          <w:szCs w:val="20"/>
-        </w:rPr>
-        <w:t xml:space="preserve"> da Informação</w:t>
-      </w:r>
-      <w:r>
-        <w:rPr>
-          <w:b/>
-          <w:bCs/>
-          <w:sz w:val="20"/>
-          <w:szCs w:val="20"/>
-        </w:rPr>
-        <w:t xml:space="preserve"> - </w:t>
-      </w:r>
-      <w:r>
-        <w:rPr>
-          <w:b/>
-          <w:bCs/>
-          <w:sz w:val="20"/>
-          <w:szCs w:val="20"/>
-        </w:rPr>
-        <w:t xml:space="preserve">Temporário </w:t>
-      </w:r>
-      <w:r>
-        <w:rPr>
-          <w:b/>
-          <w:bCs/>
-          <w:sz w:val="20"/>
-          <w:szCs w:val="20"/>
-        </w:rPr>
-        <w:t>(0</w:t>
-      </w:r>
-      <w:r>
-        <w:rPr>
-          <w:b/>
-          <w:bCs/>
-          <w:sz w:val="20"/>
-          <w:szCs w:val="20"/>
-        </w:rPr>
-        <w:t>7</w:t>
-      </w:r>
-      <w:r>
-        <w:rPr>
-          <w:b/>
-          <w:bCs/>
-          <w:sz w:val="20"/>
-          <w:szCs w:val="20"/>
-        </w:rPr>
-        <w:t>/2025)</w:t>
+        <w:t xml:space="preserve">Atuação estratégica na coordenação de atividades do curso de Medicina, focada na aplicação de inteligência de dados para suporte à gestão acadêmica. </w:t>
       </w:r>
     </w:p>
     <w:p>
@@ -954,153 +1022,8 @@
         <w:pStyle w:val="PargrafodaLista"/>
         <w:numPr>
           <w:ilvl w:val="0"/>
-          <w:numId w:val="30"/>
+          <w:numId w:val="31"/>
         </w:numPr>
-        <w:jc w:val="both"/>
-        <w:rPr>
-          <w:sz w:val="20"/>
-          <w:szCs w:val="20"/>
-        </w:rPr>
-      </w:pPr>
-      <w:r>
-        <w:rPr>
-          <w:sz w:val="20"/>
-          <w:szCs w:val="20"/>
-        </w:rPr>
-        <w:t xml:space="preserve">Ministrei aulas teóricas e práticas de </w:t>
-      </w:r>
-      <w:r>
-        <w:rPr>
-          <w:b/>
-          <w:bCs/>
-          <w:sz w:val="20"/>
-          <w:szCs w:val="20"/>
-        </w:rPr>
-        <w:t>Java</w:t>
-      </w:r>
-      <w:r>
-        <w:rPr>
-          <w:sz w:val="20"/>
-          <w:szCs w:val="20"/>
-        </w:rPr>
-        <w:t xml:space="preserve">, com foco em </w:t>
-      </w:r>
-      <w:r>
-        <w:rPr>
-          <w:b/>
-          <w:bCs/>
-          <w:sz w:val="20"/>
-          <w:szCs w:val="20"/>
-        </w:rPr>
-        <w:t>Programação Orientada a Objetos (POO)</w:t>
-      </w:r>
-      <w:r>
-        <w:rPr>
-          <w:sz w:val="20"/>
-          <w:szCs w:val="20"/>
-        </w:rPr>
-        <w:t xml:space="preserve"> e aplicação de </w:t>
-      </w:r>
-      <w:r>
-        <w:rPr>
-          <w:b/>
-          <w:bCs/>
-          <w:sz w:val="20"/>
-          <w:szCs w:val="20"/>
-        </w:rPr>
-        <w:t>boas práticas de desenvolvimento</w:t>
-      </w:r>
-      <w:r>
-        <w:rPr>
-          <w:sz w:val="20"/>
-          <w:szCs w:val="20"/>
-        </w:rPr>
-        <w:t>.</w:t>
-      </w:r>
-      <w:r>
-        <w:rPr>
-          <w:sz w:val="20"/>
-          <w:szCs w:val="20"/>
-        </w:rPr>
-        <w:t>.</w:t>
-      </w:r>
-    </w:p>
-    <w:p>
-      <w:pPr>
-        <w:pStyle w:val="PargrafodaLista"/>
-        <w:numPr>
-          <w:ilvl w:val="0"/>
-          <w:numId w:val="30"/>
-        </w:numPr>
-        <w:jc w:val="both"/>
-        <w:rPr>
-          <w:sz w:val="20"/>
-          <w:szCs w:val="20"/>
-        </w:rPr>
-      </w:pPr>
-      <w:r>
-        <w:rPr>
-          <w:sz w:val="20"/>
-          <w:szCs w:val="20"/>
-        </w:rPr>
-        <w:t xml:space="preserve">Atuei de forma proativa e colaborativa na </w:t>
-      </w:r>
-      <w:r>
-        <w:rPr>
-          <w:b/>
-          <w:bCs/>
-          <w:sz w:val="20"/>
-          <w:szCs w:val="20"/>
-        </w:rPr>
-        <w:t>resolução de dúvidas</w:t>
-      </w:r>
-      <w:r>
-        <w:rPr>
-          <w:sz w:val="20"/>
-          <w:szCs w:val="20"/>
-        </w:rPr>
-        <w:t>, incentivando o pensamento lógico e o protagonismo no processo de aprendizagem.</w:t>
-      </w:r>
-    </w:p>
-    <w:p>
-      <w:pPr>
-        <w:pStyle w:val="PargrafodaLista"/>
-        <w:numPr>
-          <w:ilvl w:val="0"/>
-          <w:numId w:val="30"/>
-        </w:numPr>
-        <w:jc w:val="both"/>
-        <w:rPr>
-          <w:sz w:val="20"/>
-          <w:szCs w:val="20"/>
-        </w:rPr>
-      </w:pPr>
-      <w:r>
-        <w:rPr>
-          <w:sz w:val="20"/>
-          <w:szCs w:val="20"/>
-        </w:rPr>
-        <w:t xml:space="preserve">Acompanhei o desempenho dos alunos, oferecendo </w:t>
-      </w:r>
-      <w:r>
-        <w:rPr>
-          <w:b/>
-          <w:bCs/>
-          <w:sz w:val="20"/>
-          <w:szCs w:val="20"/>
-        </w:rPr>
-        <w:t>suporte técnico e motivacional</w:t>
-      </w:r>
-      <w:r>
-        <w:rPr>
-          <w:sz w:val="20"/>
-          <w:szCs w:val="20"/>
-        </w:rPr>
-        <w:t>, com foco na evolução contínua.</w:t>
-      </w:r>
-    </w:p>
-    <w:p>
-      <w:pPr>
         <w:pBdr>
           <w:top w:val="nil"/>
           <w:left w:val="nil"/>
@@ -1111,6 +1034,452 @@
         <w:ind w:right="23"/>
         <w:jc w:val="both"/>
         <w:rPr>
+          <w:b/>
+          <w:bCs/>
+          <w:color w:val="000000"/>
+          <w:sz w:val="20"/>
+          <w:szCs w:val="20"/>
+        </w:rPr>
+      </w:pPr>
+      <w:r>
+        <w:rPr>
+          <w:b/>
+          <w:bCs/>
+          <w:color w:val="000000"/>
+          <w:sz w:val="20"/>
+          <w:szCs w:val="20"/>
+        </w:rPr>
+        <w:t xml:space="preserve">Business Intelligence (BI): Desenvolvimento e manutenção de dashboards de indicadores (NPS) para a coordenação do Curso de Medicina. </w:t>
+      </w:r>
+    </w:p>
+    <w:p>
+      <w:pPr>
+        <w:pStyle w:val="PargrafodaLista"/>
+        <w:numPr>
+          <w:ilvl w:val="0"/>
+          <w:numId w:val="31"/>
+        </w:numPr>
+        <w:pBdr>
+          <w:top w:val="nil"/>
+          <w:left w:val="nil"/>
+          <w:bottom w:val="nil"/>
+          <w:right w:val="nil"/>
+          <w:between w:val="nil"/>
+        </w:pBdr>
+        <w:ind w:right="23"/>
+        <w:jc w:val="both"/>
+        <w:rPr>
+          <w:b/>
+          <w:bCs/>
+          <w:color w:val="000000"/>
+          <w:sz w:val="20"/>
+          <w:szCs w:val="20"/>
+        </w:rPr>
+      </w:pPr>
+      <w:r>
+        <w:rPr>
+          <w:b/>
+          <w:bCs/>
+          <w:color w:val="000000"/>
+          <w:sz w:val="20"/>
+          <w:szCs w:val="20"/>
+        </w:rPr>
+        <w:t xml:space="preserve">Análise de Dados: Transformação de dados brutos em insights acionáveis utilizando Power BI, DAX e Python. </w:t>
+      </w:r>
+    </w:p>
+    <w:p>
+      <w:pPr>
+        <w:pStyle w:val="PargrafodaLista"/>
+        <w:numPr>
+          <w:ilvl w:val="0"/>
+          <w:numId w:val="31"/>
+        </w:numPr>
+        <w:pBdr>
+          <w:top w:val="nil"/>
+          <w:left w:val="nil"/>
+          <w:bottom w:val="nil"/>
+          <w:right w:val="nil"/>
+          <w:between w:val="nil"/>
+        </w:pBdr>
+        <w:ind w:right="23"/>
+        <w:jc w:val="both"/>
+        <w:rPr>
+          <w:b/>
+          <w:bCs/>
+          <w:color w:val="000000"/>
+          <w:sz w:val="20"/>
+          <w:szCs w:val="20"/>
+        </w:rPr>
+      </w:pPr>
+      <w:r>
+        <w:rPr>
+          <w:b/>
+          <w:bCs/>
+          <w:color w:val="000000"/>
+          <w:sz w:val="20"/>
+          <w:szCs w:val="20"/>
+        </w:rPr>
+        <w:t xml:space="preserve">Automação e Gestão: Estruturação de planilhas e fluxos de trabalho para otimizar a coordenação de atividades e a coleta de feedbacks institucionais. </w:t>
+      </w:r>
+    </w:p>
+    <w:p>
+      <w:pPr>
+        <w:pStyle w:val="PargrafodaLista"/>
+        <w:numPr>
+          <w:ilvl w:val="0"/>
+          <w:numId w:val="31"/>
+        </w:numPr>
+        <w:pBdr>
+          <w:top w:val="nil"/>
+          <w:left w:val="nil"/>
+          <w:bottom w:val="nil"/>
+          <w:right w:val="nil"/>
+          <w:between w:val="nil"/>
+        </w:pBdr>
+        <w:ind w:right="23"/>
+        <w:jc w:val="both"/>
+        <w:rPr>
+          <w:b/>
+          <w:bCs/>
+          <w:color w:val="000000"/>
+          <w:sz w:val="20"/>
+          <w:szCs w:val="20"/>
+        </w:rPr>
+      </w:pPr>
+      <w:r>
+        <w:rPr>
+          <w:b/>
+          <w:bCs/>
+          <w:color w:val="000000"/>
+          <w:sz w:val="20"/>
+          <w:szCs w:val="20"/>
+        </w:rPr>
+        <w:t>Suporte à Coordenação: Colaboração direta em projetos de inteligência voltados à melhoria contínua da experiência acadêmica no campus Alphaville (CCBS).</w:t>
+      </w:r>
+    </w:p>
+    <w:p>
+      <w:pPr>
+        <w:pBdr>
+          <w:top w:val="nil"/>
+          <w:left w:val="nil"/>
+          <w:bottom w:val="nil"/>
+          <w:right w:val="nil"/>
+          <w:between w:val="nil"/>
+        </w:pBdr>
+        <w:ind w:right="23"/>
+        <w:jc w:val="both"/>
+        <w:rPr>
+          <w:b/>
+          <w:bCs/>
+          <w:color w:val="000000"/>
+          <w:sz w:val="20"/>
+          <w:szCs w:val="20"/>
+        </w:rPr>
+      </w:pPr>
+    </w:p>
+    <w:p>
+      <w:pPr>
+        <w:pBdr>
+          <w:top w:val="nil"/>
+          <w:left w:val="nil"/>
+          <w:bottom w:val="nil"/>
+          <w:right w:val="nil"/>
+          <w:between w:val="nil"/>
+        </w:pBdr>
+        <w:ind w:right="23"/>
+        <w:jc w:val="both"/>
+        <w:rPr>
+          <w:b/>
+          <w:bCs/>
+          <w:color w:val="000000"/>
+          <w:sz w:val="20"/>
+          <w:szCs w:val="20"/>
+        </w:rPr>
+      </w:pPr>
+      <w:r>
+        <w:rPr>
+          <w:b/>
+          <w:bCs/>
+          <w:color w:val="000000"/>
+          <w:sz w:val="20"/>
+          <w:szCs w:val="20"/>
+        </w:rPr>
+        <w:t>SENAC</w:t>
+      </w:r>
+      <w:r>
+        <w:rPr>
+          <w:b/>
+          <w:bCs/>
+          <w:color w:val="000000"/>
+          <w:sz w:val="20"/>
+          <w:szCs w:val="20"/>
+        </w:rPr>
+        <w:t xml:space="preserve"> LAPA TITO - SENAC SP </w:t>
+      </w:r>
+    </w:p>
+    <w:p>
+      <w:pPr>
+        <w:jc w:val="both"/>
+        <w:rPr>
+          <w:b/>
+          <w:bCs/>
+          <w:sz w:val="20"/>
+          <w:szCs w:val="20"/>
+        </w:rPr>
+      </w:pPr>
+      <w:r>
+        <w:rPr>
+          <w:b/>
+          <w:bCs/>
+          <w:sz w:val="20"/>
+          <w:szCs w:val="20"/>
+        </w:rPr>
+        <w:t>D</w:t>
+      </w:r>
+      <w:r>
+        <w:rPr>
+          <w:b/>
+          <w:bCs/>
+          <w:sz w:val="20"/>
+          <w:szCs w:val="20"/>
+        </w:rPr>
+        <w:t>ocente em Tecnologia</w:t>
+      </w:r>
+      <w:r>
+        <w:rPr>
+          <w:b/>
+          <w:bCs/>
+          <w:sz w:val="20"/>
+          <w:szCs w:val="20"/>
+        </w:rPr>
+        <w:t xml:space="preserve"> da Informação</w:t>
+      </w:r>
+      <w:r>
+        <w:rPr>
+          <w:b/>
+          <w:bCs/>
+          <w:sz w:val="20"/>
+          <w:szCs w:val="20"/>
+        </w:rPr>
+        <w:t xml:space="preserve"> </w:t>
+      </w:r>
+      <w:r>
+        <w:rPr>
+          <w:b/>
+          <w:bCs/>
+          <w:sz w:val="20"/>
+          <w:szCs w:val="20"/>
+        </w:rPr>
+        <w:t>–</w:t>
+      </w:r>
+      <w:r>
+        <w:rPr>
+          <w:b/>
+          <w:bCs/>
+          <w:sz w:val="20"/>
+          <w:szCs w:val="20"/>
+        </w:rPr>
+        <w:t xml:space="preserve"> </w:t>
+      </w:r>
+      <w:r>
+        <w:rPr>
+          <w:b/>
+          <w:bCs/>
+          <w:sz w:val="20"/>
+          <w:szCs w:val="20"/>
+        </w:rPr>
+        <w:t xml:space="preserve">Temporário </w:t>
+      </w:r>
+      <w:r>
+        <w:rPr>
+          <w:b/>
+          <w:bCs/>
+          <w:sz w:val="20"/>
+          <w:szCs w:val="20"/>
+        </w:rPr>
+        <w:t>(0</w:t>
+      </w:r>
+      <w:r>
+        <w:rPr>
+          <w:b/>
+          <w:bCs/>
+          <w:sz w:val="20"/>
+          <w:szCs w:val="20"/>
+        </w:rPr>
+        <w:t>7</w:t>
+      </w:r>
+      <w:r>
+        <w:rPr>
+          <w:b/>
+          <w:bCs/>
+          <w:sz w:val="20"/>
+          <w:szCs w:val="20"/>
+        </w:rPr>
+        <w:t>/2025)</w:t>
+      </w:r>
+    </w:p>
+    <w:p>
+      <w:pPr>
+        <w:pStyle w:val="PargrafodaLista"/>
+        <w:numPr>
+          <w:ilvl w:val="0"/>
+          <w:numId w:val="30"/>
+        </w:numPr>
+        <w:jc w:val="both"/>
+        <w:rPr>
+          <w:sz w:val="20"/>
+          <w:szCs w:val="20"/>
+        </w:rPr>
+      </w:pPr>
+      <w:r>
+        <w:rPr>
+          <w:sz w:val="20"/>
+          <w:szCs w:val="20"/>
+        </w:rPr>
+        <w:t xml:space="preserve">Ministrei aulas teóricas e práticas de </w:t>
+      </w:r>
+      <w:r>
+        <w:rPr>
+          <w:b/>
+          <w:bCs/>
+          <w:sz w:val="20"/>
+          <w:szCs w:val="20"/>
+        </w:rPr>
+        <w:t>Java</w:t>
+      </w:r>
+      <w:r>
+        <w:rPr>
+          <w:sz w:val="20"/>
+          <w:szCs w:val="20"/>
+        </w:rPr>
+        <w:t xml:space="preserve">, com foco em </w:t>
+      </w:r>
+      <w:r>
+        <w:rPr>
+          <w:b/>
+          <w:bCs/>
+          <w:sz w:val="20"/>
+          <w:szCs w:val="20"/>
+        </w:rPr>
+        <w:t>Programação Orientada a Objetos (POO)</w:t>
+      </w:r>
+      <w:r>
+        <w:rPr>
+          <w:sz w:val="20"/>
+          <w:szCs w:val="20"/>
+        </w:rPr>
+        <w:t xml:space="preserve"> e aplicação de </w:t>
+      </w:r>
+      <w:r>
+        <w:rPr>
+          <w:b/>
+          <w:bCs/>
+          <w:sz w:val="20"/>
+          <w:szCs w:val="20"/>
+        </w:rPr>
+        <w:t>boas práticas de desenvolvimento</w:t>
+      </w:r>
+      <w:r>
+        <w:rPr>
+          <w:sz w:val="20"/>
+          <w:szCs w:val="20"/>
+        </w:rPr>
+        <w:t>.</w:t>
+      </w:r>
+      <w:r>
+        <w:rPr>
+          <w:sz w:val="20"/>
+          <w:szCs w:val="20"/>
+        </w:rPr>
+        <w:t>.</w:t>
+      </w:r>
+    </w:p>
+    <w:p>
+      <w:pPr>
+        <w:pStyle w:val="PargrafodaLista"/>
+        <w:numPr>
+          <w:ilvl w:val="0"/>
+          <w:numId w:val="30"/>
+        </w:numPr>
+        <w:jc w:val="both"/>
+        <w:rPr>
+          <w:sz w:val="20"/>
+          <w:szCs w:val="20"/>
+        </w:rPr>
+      </w:pPr>
+      <w:r>
+        <w:rPr>
+          <w:sz w:val="20"/>
+          <w:szCs w:val="20"/>
+        </w:rPr>
+        <w:t xml:space="preserve">Atuei de forma proativa e colaborativa na </w:t>
+      </w:r>
+      <w:r>
+        <w:rPr>
+          <w:b/>
+          <w:bCs/>
+          <w:sz w:val="20"/>
+          <w:szCs w:val="20"/>
+        </w:rPr>
+        <w:t>resolução de dúvidas</w:t>
+      </w:r>
+      <w:r>
+        <w:rPr>
+          <w:sz w:val="20"/>
+          <w:szCs w:val="20"/>
+        </w:rPr>
+        <w:t>, incentivando o pensamento lógico e o protagonismo no processo de aprendizagem.</w:t>
+      </w:r>
+    </w:p>
+    <w:p>
+      <w:pPr>
+        <w:pStyle w:val="PargrafodaLista"/>
+        <w:numPr>
+          <w:ilvl w:val="0"/>
+          <w:numId w:val="30"/>
+        </w:numPr>
+        <w:jc w:val="both"/>
+        <w:rPr>
+          <w:sz w:val="20"/>
+          <w:szCs w:val="20"/>
+        </w:rPr>
+      </w:pPr>
+      <w:r>
+        <w:rPr>
+          <w:sz w:val="20"/>
+          <w:szCs w:val="20"/>
+        </w:rPr>
+        <w:t xml:space="preserve">Acompanhei o desempenho dos alunos, oferecendo </w:t>
+      </w:r>
+      <w:r>
+        <w:rPr>
+          <w:b/>
+          <w:bCs/>
+          <w:sz w:val="20"/>
+          <w:szCs w:val="20"/>
+        </w:rPr>
+        <w:t>suporte técnico e motivacional</w:t>
+      </w:r>
+      <w:r>
+        <w:rPr>
+          <w:sz w:val="20"/>
+          <w:szCs w:val="20"/>
+        </w:rPr>
+        <w:t>, com foco na evolução contínua.</w:t>
+      </w:r>
+    </w:p>
+    <w:p>
+      <w:pPr>
+        <w:pBdr>
+          <w:top w:val="nil"/>
+          <w:left w:val="nil"/>
+          <w:bottom w:val="nil"/>
+          <w:right w:val="nil"/>
+          <w:between w:val="nil"/>
+        </w:pBdr>
+        <w:ind w:right="23"/>
+        <w:jc w:val="both"/>
+        <w:rPr>
           <w:color w:val="000000"/>
           <w:sz w:val="20"/>
           <w:szCs w:val="20"/>
@@ -1125,6 +1494,7 @@
         <w:jc w:val="both"/>
       </w:pPr>
       <w:r>
+        <w:lastRenderedPageBreak/>
         <w:t xml:space="preserve">FORMAÇÃO ACADÊMICA | EDUCAÇÃO </w:t>
       </w:r>
     </w:p>
@@ -1247,7 +1617,56 @@
           <w:b w:val="0"/>
           <w:bCs/>
         </w:rPr>
-        <w:t>Pacote office intermediário.</w:t>
+        <w:t xml:space="preserve">Metodologias Ágeis </w:t>
+      </w:r>
+      <w:r>
+        <w:rPr>
+          <w:b w:val="0"/>
+          <w:bCs/>
+        </w:rPr>
+        <w:t>e diversas F</w:t>
+      </w:r>
+      <w:r>
+        <w:rPr>
+          <w:b w:val="0"/>
+          <w:bCs/>
+        </w:rPr>
+        <w:t>erramentas</w:t>
+      </w:r>
+      <w:r>
+        <w:rPr>
+          <w:b w:val="0"/>
+          <w:bCs/>
+        </w:rPr>
+        <w:t xml:space="preserve"> como</w:t>
+      </w:r>
+      <w:r>
+        <w:rPr>
+          <w:b w:val="0"/>
+          <w:bCs/>
+        </w:rPr>
+        <w:t xml:space="preserve"> </w:t>
+      </w:r>
+      <w:r>
+        <w:rPr>
+          <w:b w:val="0"/>
+          <w:bCs/>
+        </w:rPr>
+        <w:t xml:space="preserve">Pacote </w:t>
+      </w:r>
+      <w:r>
+        <w:rPr>
+          <w:b w:val="0"/>
+          <w:bCs/>
+        </w:rPr>
+        <w:t>O</w:t>
+      </w:r>
+      <w:r>
+        <w:rPr>
+          <w:b w:val="0"/>
+          <w:bCs/>
+        </w:rPr>
+        <w:t>ffice intermediário.</w:t>
       </w:r>
     </w:p>
     <w:p>
@@ -1268,6 +1687,20 @@
           <w:b w:val="0"/>
           <w:bCs/>
         </w:rPr>
+        <w:t>Eclipse</w:t>
+      </w:r>
+      <w:r>
+        <w:rPr>
+          <w:b w:val="0"/>
+          <w:bCs/>
+        </w:rPr>
+        <w:t xml:space="preserve">, </w:t>
+      </w:r>
+      <w:r>
+        <w:rPr>
+          <w:b w:val="0"/>
+          <w:bCs/>
+        </w:rPr>
         <w:t xml:space="preserve">Java, em aplicações mobile, desenvolvidas em Android Studio. </w:t>
       </w:r>
     </w:p>
@@ -1310,7 +1743,35 @@
           <w:b w:val="0"/>
           <w:bCs/>
         </w:rPr>
-        <w:t xml:space="preserve">SQL, análise de dados. </w:t>
+        <w:t xml:space="preserve">SQL, </w:t>
+      </w:r>
+      <w:r>
+        <w:rPr>
+          <w:b w:val="0"/>
+          <w:bCs/>
+        </w:rPr>
+        <w:t>A</w:t>
+      </w:r>
+      <w:r>
+        <w:rPr>
+          <w:b w:val="0"/>
+          <w:bCs/>
+        </w:rPr>
+        <w:t>nálise de dados</w:t>
+      </w:r>
+      <w:r>
+        <w:rPr>
+          <w:b w:val="0"/>
+          <w:bCs/>
+        </w:rPr>
+        <w:t xml:space="preserve">, </w:t>
+      </w:r>
+      <w:r>
+        <w:rPr>
+          <w:b w:val="0"/>
+          <w:bCs/>
+        </w:rPr>
+        <w:t xml:space="preserve">Power BI e MySQL. </w:t>
       </w:r>
     </w:p>
     <w:p>
@@ -1331,92 +1792,34 @@
           <w:b w:val="0"/>
           <w:bCs/>
         </w:rPr>
-        <w:t>Metodologias Ágeis Ferramentas</w:t>
-      </w:r>
-    </w:p>
-    <w:p>
-      <w:pPr>
-        <w:pStyle w:val="Ttulo1"/>
-        <w:numPr>
-          <w:ilvl w:val="0"/>
-          <w:numId w:val="18"/>
-        </w:numPr>
-        <w:jc w:val="both"/>
+        <w:t xml:space="preserve">VS Code, </w:t>
+      </w:r>
+      <w:r>
         <w:rPr>
           <w:b w:val="0"/>
           <w:bCs/>
         </w:rPr>
-      </w:pPr>
-      <w:r>
-        <w:rPr>
-          <w:b w:val="0"/>
-          <w:bCs/>
-        </w:rPr>
         <w:t xml:space="preserve">Git e Changelog. - Prototipação (Figma), Canvas e Photoshop. </w:t>
       </w:r>
     </w:p>
-    <w:p>
-      <w:pPr>
-        <w:pStyle w:val="Ttulo1"/>
-        <w:numPr>
-          <w:ilvl w:val="0"/>
-          <w:numId w:val="18"/>
-        </w:numPr>
-        <w:jc w:val="both"/>
-        <w:rPr>
-          <w:b w:val="0"/>
-          <w:bCs/>
-        </w:rPr>
-      </w:pPr>
-      <w:r>
-        <w:rPr>
-          <w:b w:val="0"/>
-          <w:bCs/>
-        </w:rPr>
-        <w:t xml:space="preserve">Power BI e MySQL. </w:t>
-      </w:r>
-    </w:p>
-    <w:p>
-      <w:pPr>
-        <w:pStyle w:val="Ttulo1"/>
-        <w:numPr>
-          <w:ilvl w:val="0"/>
-          <w:numId w:val="18"/>
-        </w:numPr>
-        <w:jc w:val="both"/>
-        <w:rPr>
-          <w:b w:val="0"/>
-          <w:bCs/>
-        </w:rPr>
-      </w:pPr>
-      <w:r>
-        <w:rPr>
-          <w:b w:val="0"/>
-          <w:bCs/>
-        </w:rPr>
-        <w:t>VS Code, Eclipse e Android Studio.</w:t>
-      </w:r>
-    </w:p>
     <w:p/>
-    <w:p/>
-    <w:p>
-      <w:pPr>
-        <w:jc w:val="both"/>
-        <w:rPr>
-          <w:b/>
-          <w:bCs/>
-          <w:sz w:val="20"/>
-          <w:szCs w:val="20"/>
-        </w:rPr>
-      </w:pPr>
-      <w:r>
-        <w:rPr>
-          <w:b/>
-          <w:bCs/>
-          <w:sz w:val="20"/>
-          <w:szCs w:val="20"/>
-        </w:rPr>
-        <w:lastRenderedPageBreak/>
+    <w:p>
+      <w:pPr>
+        <w:jc w:val="both"/>
+        <w:rPr>
+          <w:b/>
+          <w:bCs/>
+          <w:sz w:val="20"/>
+          <w:szCs w:val="20"/>
+        </w:rPr>
+      </w:pPr>
+      <w:r>
+        <w:rPr>
+          <w:b/>
+          <w:bCs/>
+          <w:sz w:val="20"/>
+          <w:szCs w:val="20"/>
+        </w:rPr>
         <w:t>TRABALHO VOLUNTÁRIO</w:t>
       </w:r>
     </w:p>
@@ -1534,59 +1937,6 @@
     </w:p>
     <w:p>
       <w:pPr>
-        <w:pStyle w:val="PargrafodaLista"/>
-        <w:numPr>
-          <w:ilvl w:val="0"/>
-          <w:numId w:val="19"/>
-        </w:numPr>
-        <w:jc w:val="both"/>
-        <w:rPr>
-          <w:sz w:val="20"/>
-          <w:szCs w:val="20"/>
-        </w:rPr>
-      </w:pPr>
-      <w:r>
-        <w:rPr>
-          <w:sz w:val="20"/>
-          <w:szCs w:val="20"/>
-        </w:rPr>
-        <w:t>Orientação sobre horários das palestras e localização das salas.</w:t>
-      </w:r>
-    </w:p>
-    <w:p>
-      <w:pPr>
-        <w:pStyle w:val="PargrafodaLista"/>
-        <w:numPr>
-          <w:ilvl w:val="0"/>
-          <w:numId w:val="19"/>
-        </w:numPr>
-        <w:jc w:val="both"/>
-        <w:rPr>
-          <w:sz w:val="20"/>
-          <w:szCs w:val="20"/>
-        </w:rPr>
-      </w:pPr>
-      <w:r>
-        <w:rPr>
-          <w:sz w:val="20"/>
-          <w:szCs w:val="20"/>
-        </w:rPr>
-        <w:t>Assistência aos coordenadores e palestrantes, incluindo a sinalização do tempo de apresentação.</w:t>
-      </w:r>
-    </w:p>
-    <w:p>
-      <w:pPr>
-        <w:ind w:left="360"/>
-        <w:jc w:val="both"/>
-        <w:rPr>
-          <w:sz w:val="20"/>
-          <w:szCs w:val="20"/>
-        </w:rPr>
-      </w:pPr>
-    </w:p>
-    <w:p>
-      <w:pPr>
-        <w:ind w:left="360"/>
         <w:jc w:val="both"/>
         <w:rPr>
           <w:b/>
@@ -1702,7 +2052,21 @@
           <w:sz w:val="20"/>
           <w:szCs w:val="20"/>
         </w:rPr>
-        <w:t>Adaptar o conteúdo das aulas para atender a diferentes níveis de conhecimento dos alunos.</w:t>
+        <w:t>Adaptar o conteúdo das aulas para atender a diferentes níveis de conhecimento dos alunos</w:t>
+      </w:r>
+      <w:r>
+        <w:rPr>
+          <w:sz w:val="20"/>
+          <w:szCs w:val="20"/>
+        </w:rPr>
+        <w:t xml:space="preserve"> e d</w:t>
+      </w:r>
+      <w:r>
+        <w:rPr>
+          <w:sz w:val="20"/>
+          <w:szCs w:val="20"/>
+        </w:rPr>
+        <w:t>esenvolver metodologias de ensino acessíveis e dinâmicas.</w:t>
       </w:r>
     </w:p>
     <w:p>
@@ -1723,65 +2087,13 @@
           <w:sz w:val="20"/>
           <w:szCs w:val="20"/>
         </w:rPr>
-        <w:t>Desenvolver metodologias de ensino acessíveis e dinâmicas.</w:t>
-      </w:r>
-    </w:p>
-    <w:p>
-      <w:pPr>
-        <w:pStyle w:val="PargrafodaLista"/>
-        <w:numPr>
-          <w:ilvl w:val="0"/>
-          <w:numId w:val="30"/>
-        </w:numPr>
-        <w:jc w:val="both"/>
-        <w:rPr>
-          <w:sz w:val="20"/>
-          <w:szCs w:val="20"/>
-        </w:rPr>
-      </w:pPr>
-      <w:r>
-        <w:rPr>
-          <w:sz w:val="20"/>
-          <w:szCs w:val="20"/>
-        </w:rPr>
-        <w:t>Acompanhar o progresso dos alunos e fornecer suporte técnico e motivacional.</w:t>
-      </w:r>
-    </w:p>
-    <w:p>
-      <w:pPr>
-        <w:pStyle w:val="PargrafodaLista"/>
-        <w:numPr>
-          <w:ilvl w:val="0"/>
-          <w:numId w:val="30"/>
-        </w:numPr>
-        <w:jc w:val="both"/>
-        <w:rPr>
-          <w:sz w:val="20"/>
-          <w:szCs w:val="20"/>
-        </w:rPr>
-      </w:pPr>
-      <w:r>
-        <w:rPr>
-          <w:sz w:val="20"/>
-          <w:szCs w:val="20"/>
-        </w:rPr>
         <w:t>Criar um ambiente de aprendizagem acolhedor e inclusivo, respeitando a diversidade cultural.</w:t>
       </w:r>
     </w:p>
     <w:p>
       <w:pPr>
-        <w:ind w:left="360"/>
-        <w:jc w:val="both"/>
-        <w:rPr>
-          <w:sz w:val="20"/>
-          <w:szCs w:val="20"/>
-        </w:rPr>
-      </w:pPr>
-    </w:p>
-    <w:p>
-      <w:pPr>
         <w:pStyle w:val="Ttulo1"/>
-        <w:ind w:left="720"/>
+        <w:ind w:left="0"/>
         <w:jc w:val="both"/>
       </w:pPr>
     </w:p>
@@ -1826,16 +2138,6 @@
     <w:p>
       <w:pPr>
         <w:pStyle w:val="PargrafodaLista"/>
-        <w:jc w:val="both"/>
-        <w:rPr>
-          <w:sz w:val="20"/>
-          <w:szCs w:val="20"/>
-        </w:rPr>
-      </w:pPr>
-    </w:p>
-    <w:p>
-      <w:pPr>
-        <w:pStyle w:val="PargrafodaLista"/>
         <w:ind w:left="0"/>
         <w:jc w:val="both"/>
         <w:rPr>
@@ -1848,14 +2150,46 @@
       <w:pPr>
         <w:pStyle w:val="Ttulo1"/>
         <w:ind w:left="0"/>
+      </w:pPr>
+      <w:r>
+        <w:t>CURSO | CERTIFICAÇÃO</w:t>
+      </w:r>
+    </w:p>
+    <w:p>
+      <w:pPr>
+        <w:pStyle w:val="Ttulo1"/>
+        <w:numPr>
+          <w:ilvl w:val="0"/>
+          <w:numId w:val="24"/>
+        </w:numPr>
         <w:rPr>
           <w:rStyle w:val="Hyperlink"/>
+          <w:b w:val="0"/>
+          <w:bCs/>
           <w:color w:val="auto"/>
           <w:u w:val="none"/>
         </w:rPr>
       </w:pPr>
       <w:r>
-        <w:t>CURSO | CERTIFICAÇÃO</w:t>
+        <w:rPr>
+          <w:b w:val="0"/>
+          <w:bCs/>
+        </w:rPr>
+        <w:t xml:space="preserve">Desenvolvedor </w:t>
+      </w:r>
+      <w:r>
+        <w:rPr>
+          <w:b w:val="0"/>
+          <w:bCs/>
+        </w:rPr>
+        <w:t xml:space="preserve">Mobile </w:t>
+      </w:r>
+      <w:r>
+        <w:rPr>
+          <w:b w:val="0"/>
+          <w:bCs/>
+        </w:rPr>
+        <w:t>(SENAC Lapa Tito) - 500h (09/2025).</w:t>
       </w:r>
       <w:r>
         <w:rPr>
@@ -1985,7 +2319,9 @@
       </w:r>
       <w:r>
         <w:rPr>
-          <w:b/>
+          <w:bCs/>
+          <w:sz w:val="20"/>
+          <w:szCs w:val="20"/>
           <w:lang w:val="pt-BR"/>
         </w:rPr>
       </w:r>
@@ -2790,62 +3126,21 @@
           <w:sz w:val="20"/>
           <w:szCs w:val="20"/>
         </w:rPr>
-        <w:t>Certificações em RH ou headhunting.</w:t>
-      </w:r>
-    </w:p>
-    <w:p>
-      <w:pPr>
-        <w:pStyle w:val="PargrafodaLista"/>
-        <w:jc w:val="both"/>
+        <w:t>Certificações em RH ou headhu</w:t>
+      </w:r>
+      <w:r>
         <w:rPr>
           <w:color w:val="FFFFFF" w:themeColor="background1"/>
           <w:sz w:val="20"/>
           <w:szCs w:val="20"/>
         </w:rPr>
-      </w:pPr>
-      <w:r>
-        <w:rPr>
-          <w:color w:val="FFFFFF" w:themeColor="background1"/>
-          <w:sz w:val="20"/>
-          <w:szCs w:val="20"/>
-        </w:rPr>
-        <w:t xml:space="preserve">Experiência com metodologias ágeis e cultura DevOps. </w:t>
-      </w:r>
-    </w:p>
-    <w:p>
-      <w:pPr>
-        <w:pStyle w:val="PargrafodaLista"/>
-        <w:jc w:val="both"/>
-        <w:rPr>
-          <w:color w:val="FFFFFF" w:themeColor="background1"/>
-          <w:sz w:val="20"/>
-          <w:szCs w:val="20"/>
-        </w:rPr>
-      </w:pPr>
-      <w:r>
-        <w:rPr>
-          <w:color w:val="FFFFFF" w:themeColor="background1"/>
-          <w:sz w:val="20"/>
-          <w:szCs w:val="20"/>
-        </w:rPr>
-        <w:lastRenderedPageBreak/>
-        <w:t>Inglês avançado.</w:t>
-      </w:r>
-    </w:p>
-    <w:p>
-      <w:pPr>
-        <w:pStyle w:val="PargrafodaLista"/>
-        <w:jc w:val="both"/>
-        <w:rPr>
-          <w:sz w:val="20"/>
-          <w:szCs w:val="20"/>
-        </w:rPr>
-      </w:pPr>
+        <w:t xml:space="preserve"> metodologias ágeis</w:t>
+      </w:r>
     </w:p>
     <w:sectPr>
-      <w:headerReference w:type="default" r:id="rId8"/>
+      <w:headerReference w:type="default" r:id="rId9"/>
       <w:pgSz w:w="11910" w:h="16840"/>
-      <w:pgMar w:top="1134" w:right="1134" w:bottom="1134" w:left="1134" w:header="0" w:footer="726" w:gutter="0"/>
+      <w:pgMar w:top="720" w:right="720" w:bottom="720" w:left="720" w:header="0" w:footer="726" w:gutter="0"/>
       <w:pgNumType w:start="1"/>
       <w:cols w:space="720"/>
       <w:docGrid w:linePitch="360"/>
@@ -3815,7 +4110,7 @@
   <w:abstractNum w:abstractNumId="7" w15:restartNumberingAfterBreak="0">
     <w:nsid w:val="22F008C5"/>
     <w:multiLevelType w:val="hybridMultilevel"/>
-    <w:tmpl w:val="63201B38"/>
+    <w:tmpl w:val="0136D398"/>
     <w:lvl w:ilvl="0" w:tplc="04160001">
       <w:start w:val="1"/>
       <w:numFmt w:val="bullet"/>
@@ -5960,6 +6255,119 @@
     </w:lvl>
   </w:abstractNum>
   <w:abstractNum w:abstractNumId="26" w15:restartNumberingAfterBreak="0">
+    <w:nsid w:val="5FEA6A92"/>
+    <w:multiLevelType w:val="hybridMultilevel"/>
+    <w:tmpl w:val="6FAECA68"/>
+    <w:lvl w:ilvl="0" w:tplc="04160001">
+      <w:start w:val="1"/>
+      <w:numFmt w:val="bullet"/>
+      <w:lvlText w:val=""/>
+      <w:lvlJc w:val="left"/>
+      <w:pPr>
+        <w:ind w:left="720" w:hanging="360"/>
+      </w:pPr>
+      <w:rPr>
+        <w:rFonts w:ascii="Symbol" w:hAnsi="Symbol" w:hint="default"/>
+      </w:rPr>
+    </w:lvl>
+    <w:lvl w:ilvl="1" w:tplc="04160003" w:tentative="1">
+      <w:start w:val="1"/>
+      <w:numFmt w:val="bullet"/>
+      <w:lvlText w:val="o"/>
+      <w:lvlJc w:val="left"/>
+      <w:pPr>
+        <w:ind w:left="1440" w:hanging="360"/>
+      </w:pPr>
+      <w:rPr>
+        <w:rFonts w:ascii="Courier New" w:hAnsi="Courier New" w:cs="Courier New" w:hint="default"/>
+      </w:rPr>
+    </w:lvl>
+    <w:lvl w:ilvl="2" w:tplc="04160005" w:tentative="1">
+      <w:start w:val="1"/>
+      <w:numFmt w:val="bullet"/>
+      <w:lvlText w:val=""/>
+      <w:lvlJc w:val="left"/>
+      <w:pPr>
+        <w:ind w:left="2160" w:hanging="360"/>
+      </w:pPr>
+      <w:rPr>
+        <w:rFonts w:ascii="Wingdings" w:hAnsi="Wingdings" w:hint="default"/>
+      </w:rPr>
+    </w:lvl>
+    <w:lvl w:ilvl="3" w:tplc="04160001" w:tentative="1">
+      <w:start w:val="1"/>
+      <w:numFmt w:val="bullet"/>
+      <w:lvlText w:val=""/>
+      <w:lvlJc w:val="left"/>
+      <w:pPr>
+        <w:ind w:left="2880" w:hanging="360"/>
+      </w:pPr>
+      <w:rPr>
+        <w:rFonts w:ascii="Symbol" w:hAnsi="Symbol" w:hint="default"/>
+      </w:rPr>
+    </w:lvl>
+    <w:lvl w:ilvl="4" w:tplc="04160003" w:tentative="1">
+      <w:start w:val="1"/>
+      <w:numFmt w:val="bullet"/>
+      <w:lvlText w:val="o"/>
+      <w:lvlJc w:val="left"/>
+      <w:pPr>
+        <w:ind w:left="3600" w:hanging="360"/>
+      </w:pPr>
+      <w:rPr>
+        <w:rFonts w:ascii="Courier New" w:hAnsi="Courier New" w:cs="Courier New" w:hint="default"/>
+      </w:rPr>
+    </w:lvl>
+    <w:lvl w:ilvl="5" w:tplc="04160005" w:tentative="1">
+      <w:start w:val="1"/>
+      <w:numFmt w:val="bullet"/>
+      <w:lvlText w:val=""/>
+      <w:lvlJc w:val="left"/>
+      <w:pPr>
+        <w:ind w:left="4320" w:hanging="360"/>
+      </w:pPr>
+      <w:rPr>
+        <w:rFonts w:ascii="Wingdings" w:hAnsi="Wingdings" w:hint="default"/>
+      </w:rPr>
+    </w:lvl>
+    <w:lvl w:ilvl="6" w:tplc="04160001" w:tentative="1">
+      <w:start w:val="1"/>
+      <w:numFmt w:val="bullet"/>
+      <w:lvlText w:val=""/>
+      <w:lvlJc w:val="left"/>
+      <w:pPr>
+        <w:ind w:left="5040" w:hanging="360"/>
+      </w:pPr>
+      <w:rPr>
+        <w:rFonts w:ascii="Symbol" w:hAnsi="Symbol" w:hint="default"/>
+      </w:rPr>
+    </w:lvl>
+    <w:lvl w:ilvl="7" w:tplc="04160003" w:tentative="1">
+      <w:start w:val="1"/>
+      <w:numFmt w:val="bullet"/>
+      <w:lvlText w:val="o"/>
+      <w:lvlJc w:val="left"/>
+      <w:pPr>
+        <w:ind w:left="5760" w:hanging="360"/>
+      </w:pPr>
+      <w:rPr>
+        <w:rFonts w:ascii="Courier New" w:hAnsi="Courier New" w:cs="Courier New" w:hint="default"/>
+      </w:rPr>
+    </w:lvl>
+    <w:lvl w:ilvl="8" w:tplc="04160005" w:tentative="1">
+      <w:start w:val="1"/>
+      <w:numFmt w:val="bullet"/>
+      <w:lvlText w:val=""/>
+      <w:lvlJc w:val="left"/>
+      <w:pPr>
+        <w:ind w:left="6480" w:hanging="360"/>
+      </w:pPr>
+      <w:rPr>
+        <w:rFonts w:ascii="Wingdings" w:hAnsi="Wingdings" w:hint="default"/>
+      </w:rPr>
+    </w:lvl>
+  </w:abstractNum>
+  <w:abstractNum w:abstractNumId="27" w15:restartNumberingAfterBreak="0">
     <w:nsid w:val="64F31BB2"/>
     <w:multiLevelType w:val="hybridMultilevel"/>
     <w:tmpl w:val="CC346FDA"/>
@@ -6072,7 +6480,7 @@
       </w:rPr>
     </w:lvl>
   </w:abstractNum>
-  <w:abstractNum w:abstractNumId="27" w15:restartNumberingAfterBreak="0">
+  <w:abstractNum w:abstractNumId="28" w15:restartNumberingAfterBreak="0">
     <w:nsid w:val="6D6E7529"/>
     <w:multiLevelType w:val="hybridMultilevel"/>
     <w:tmpl w:val="F2F64A38"/>
@@ -6185,7 +6593,7 @@
       </w:rPr>
     </w:lvl>
   </w:abstractNum>
-  <w:abstractNum w:abstractNumId="28" w15:restartNumberingAfterBreak="0">
+  <w:abstractNum w:abstractNumId="29" w15:restartNumberingAfterBreak="0">
     <w:nsid w:val="6F3B76C3"/>
     <w:multiLevelType w:val="hybridMultilevel"/>
     <w:tmpl w:val="EAA8B398"/>
@@ -6298,7 +6706,7 @@
       </w:rPr>
     </w:lvl>
   </w:abstractNum>
-  <w:abstractNum w:abstractNumId="29" w15:restartNumberingAfterBreak="0">
+  <w:abstractNum w:abstractNumId="30" w15:restartNumberingAfterBreak="0">
     <w:nsid w:val="7B6C3D1F"/>
     <w:multiLevelType w:val="multilevel"/>
     <w:tmpl w:val="272C2550"/>
@@ -6424,7 +6832,7 @@
     <w:abstractNumId w:val="2"/>
   </w:num>
   <w:num w:numId="5" w16cid:durableId="1466462036">
-    <w:abstractNumId w:val="29"/>
+    <w:abstractNumId w:val="30"/>
   </w:num>
   <w:num w:numId="6" w16cid:durableId="1868983692">
     <w:abstractNumId w:val="9"/>
@@ -6439,16 +6847,16 @@
     <w:abstractNumId w:val="25"/>
   </w:num>
   <w:num w:numId="10" w16cid:durableId="1538542832">
-    <w:abstractNumId w:val="27"/>
+    <w:abstractNumId w:val="28"/>
   </w:num>
   <w:num w:numId="11" w16cid:durableId="32271923">
-    <w:abstractNumId w:val="28"/>
+    <w:abstractNumId w:val="29"/>
   </w:num>
   <w:num w:numId="12" w16cid:durableId="1409116180">
     <w:abstractNumId w:val="5"/>
   </w:num>
   <w:num w:numId="13" w16cid:durableId="2024546124">
-    <w:abstractNumId w:val="26"/>
+    <w:abstractNumId w:val="27"/>
   </w:num>
   <w:num w:numId="14" w16cid:durableId="737674159">
     <w:abstractNumId w:val="15"/>
@@ -6500,6 +6908,9 @@
   </w:num>
   <w:num w:numId="30" w16cid:durableId="107700075">
     <w:abstractNumId w:val="19"/>
+  </w:num>
+  <w:num w:numId="31" w16cid:durableId="706107880">
+    <w:abstractNumId w:val="26"/>
   </w:num>
 </w:numbering>
 </file>
@@ -7479,4 +7890,16 @@
   </a:objectDefaults>
   <a:extraClrSchemeLst/>
 </a:theme>
+</file>
+
+<file path=customXml/item1.xml><?xml version="1.0" encoding="utf-8"?>
+<b:Sources xmlns:b="http://schemas.openxmlformats.org/officeDocument/2006/bibliography" xmlns="http://schemas.openxmlformats.org/officeDocument/2006/bibliography" SelectedStyle="\APASixthEditionOfficeOnline.xsl" StyleName="APA" Version="6"/>
+</file>
+
+<file path=customXml/itemProps1.xml><?xml version="1.0" encoding="utf-8"?>
+<ds:datastoreItem xmlns:ds="http://schemas.openxmlformats.org/officeDocument/2006/customXml" ds:itemID="{F3693E70-FC26-4A24-9495-F75F9893D375}">
+  <ds:schemaRefs>
+    <ds:schemaRef ds:uri="http://schemas.openxmlformats.org/officeDocument/2006/bibliography"/>
+  </ds:schemaRefs>
+</ds:datastoreItem>
 </file>
--- a/cv_2025.docx
+++ b/cv_2025.docx
@@ -17,7 +17,7 @@
           <w:sz w:val="36"/>
           <w:szCs w:val="36"/>
         </w:rPr>
-        <w:t>Paulo Minoru</w:t>
+        <w:t>Minoru</w:t>
       </w:r>
       <w:r>
         <w:rPr>

--- a/cv_2025.docx
+++ b/cv_2025.docx
@@ -63,27 +63,17 @@
         </w:rPr>
         <w:t xml:space="preserve">Vila Romana, São Paulo – SP | 5511959473402 | </w:t>
       </w:r>
-      <w:r>
-        <w:fldChar w:fldCharType="begin"/>
-      </w:r>
-      <w:r>
-        <w:instrText>HYPERLINK "mailto:minoruyamanaka@icloud.com"</w:instrText>
-      </w:r>
-      <w:r>
-        <w:fldChar w:fldCharType="separate"/>
-      </w:r>
-      <w:r>
-        <w:rPr>
-          <w:rStyle w:val="Hyperlink"/>
-          <w:bCs/>
-          <w:sz w:val="20"/>
-          <w:szCs w:val="20"/>
-        </w:rPr>
-        <w:t>minoruyamanaka@icloud.com</w:t>
-      </w:r>
-      <w:r>
-        <w:fldChar w:fldCharType="end"/>
-      </w:r>
+      <w:hyperlink r:id="rId8" w:history="1">
+        <w:r>
+          <w:rPr>
+            <w:rStyle w:val="Hyperlink"/>
+            <w:bCs/>
+            <w:sz w:val="20"/>
+            <w:szCs w:val="20"/>
+          </w:rPr>
+          <w:t>minoruyamanaka@icloud.com</w:t>
+        </w:r>
+      </w:hyperlink>
     </w:p>
     <w:p>
       <w:pPr>
@@ -112,7 +102,7 @@
           <w:szCs w:val="20"/>
         </w:rPr>
       </w:pPr>
-      <w:hyperlink r:id="rId8" w:history="1">
+      <w:hyperlink r:id="rId9" w:history="1">
         <w:r>
           <w:rPr>
             <w:rStyle w:val="Hyperlink"/>
@@ -131,27 +121,17 @@
         </w:rPr>
         <w:t xml:space="preserve"> | </w:t>
       </w:r>
-      <w:r>
-        <w:fldChar w:fldCharType="begin"/>
-      </w:r>
-      <w:r>
-        <w:instrText>HYPERLINK "https://www.linkedin.com/in/minoru-yamanaka"</w:instrText>
-      </w:r>
-      <w:r>
-        <w:fldChar w:fldCharType="separate"/>
-      </w:r>
-      <w:r>
-        <w:rPr>
-          <w:rStyle w:val="Hyperlink"/>
-          <w:bCs/>
-          <w:sz w:val="20"/>
-          <w:szCs w:val="20"/>
-        </w:rPr>
-        <w:t>linkedin.com/in/minoru-yamanaka</w:t>
-      </w:r>
-      <w:r>
-        <w:fldChar w:fldCharType="end"/>
-      </w:r>
+      <w:hyperlink r:id="rId10" w:history="1">
+        <w:r>
+          <w:rPr>
+            <w:rStyle w:val="Hyperlink"/>
+            <w:bCs/>
+            <w:sz w:val="20"/>
+            <w:szCs w:val="20"/>
+          </w:rPr>
+          <w:t>linkedin.com/in/minoru-yamanaka</w:t>
+        </w:r>
+      </w:hyperlink>
     </w:p>
     <w:p>
       <w:pPr>
@@ -432,27 +412,7 @@
           <w:szCs w:val="20"/>
           <w:lang w:val="pt-BR"/>
         </w:rPr>
-        <w:t>. Minha bagagem inclui a docência em tecnologia no SENAC SP, o que consolidou minhas habilidades de liderança e comunicação, facilitando a interação entre equipes multidisciplinares sob metodologias ágeis (Scrum/</w:t>
-      </w:r>
-      <w:proofErr w:type="spellStart"/>
-      <w:r>
-        <w:rPr>
-          <w:color w:val="000000"/>
-          <w:sz w:val="20"/>
-          <w:szCs w:val="20"/>
-          <w:lang w:val="pt-BR"/>
-        </w:rPr>
-        <w:t>Kanban</w:t>
-      </w:r>
-      <w:proofErr w:type="spellEnd"/>
-      <w:r>
-        <w:rPr>
-          <w:color w:val="000000"/>
-          <w:sz w:val="20"/>
-          <w:szCs w:val="20"/>
-          <w:lang w:val="pt-BR"/>
-        </w:rPr>
-        <w:t>).</w:t>
+        <w:t>. Minha bagagem inclui a docência em tecnologia no SENAC SP, o que consolidou minhas habilidades de liderança e comunicação, facilitando a interação entre equipes multidisciplinares sob metodologias ágeis (Scrum/Kanban).</w:t>
       </w:r>
     </w:p>
     <w:p>
@@ -1516,28 +1476,28 @@
           <w:sz w:val="20"/>
           <w:szCs w:val="20"/>
         </w:rPr>
-        <w:t>Técnico em Informática para Interne</w:t>
-      </w:r>
-      <w:r>
-        <w:rPr>
-          <w:sz w:val="20"/>
-          <w:szCs w:val="20"/>
-        </w:rPr>
-        <w:t>t</w:t>
-      </w:r>
-      <w:r>
-        <w:rPr>
-          <w:sz w:val="20"/>
-          <w:szCs w:val="20"/>
-        </w:rPr>
-        <w:t xml:space="preserve"> – SENAC (02/2026)</w:t>
-      </w:r>
-      <w:r>
-        <w:rPr>
-          <w:sz w:val="20"/>
-          <w:szCs w:val="20"/>
-        </w:rPr>
-        <w:t>.</w:t>
+        <w:t>Pós-Graduação Lato Sensu em Inteligência Artificial e Data Science para Líderes</w:t>
+      </w:r>
+      <w:r>
+        <w:rPr>
+          <w:sz w:val="20"/>
+          <w:szCs w:val="20"/>
+        </w:rPr>
+        <w:t xml:space="preserve"> - </w:t>
+      </w:r>
+      <w:r>
+        <w:rPr>
+          <w:sz w:val="20"/>
+          <w:szCs w:val="20"/>
+        </w:rPr>
+        <w:t>Universidade Presbiteriana Mackenzie</w:t>
+      </w:r>
+      <w:r>
+        <w:rPr>
+          <w:sz w:val="20"/>
+          <w:szCs w:val="20"/>
+        </w:rPr>
+        <w:t xml:space="preserve"> (04/2027).</w:t>
       </w:r>
     </w:p>
     <w:p>
@@ -1558,6 +1518,27 @@
           <w:sz w:val="20"/>
           <w:szCs w:val="20"/>
         </w:rPr>
+        <w:t>Técnico em Informática para Internet – SENAC (02/2026).</w:t>
+      </w:r>
+    </w:p>
+    <w:p>
+      <w:pPr>
+        <w:pStyle w:val="PargrafodaLista"/>
+        <w:numPr>
+          <w:ilvl w:val="0"/>
+          <w:numId w:val="15"/>
+        </w:numPr>
+        <w:jc w:val="both"/>
+        <w:rPr>
+          <w:sz w:val="20"/>
+          <w:szCs w:val="20"/>
+        </w:rPr>
+      </w:pPr>
+      <w:r>
+        <w:rPr>
+          <w:sz w:val="20"/>
+          <w:szCs w:val="20"/>
+        </w:rPr>
         <w:t xml:space="preserve">Graduação em </w:t>
       </w:r>
       <w:r>
@@ -2367,7 +2348,6 @@
         </w:rPr>
         <w:t xml:space="preserve"> </w:t>
       </w:r>
-      <w:proofErr w:type="spellStart"/>
       <w:r>
         <w:rPr>
           <w:rStyle w:val="Hyperlink"/>
@@ -2380,7 +2360,6 @@
         </w:rPr>
         <w:t>NotebookLM</w:t>
       </w:r>
-      <w:proofErr w:type="spellEnd"/>
       <w:r>
         <w:rPr>
           <w:bCs/>
@@ -3071,6 +3050,14 @@
         </w:rPr>
         <w:t>HTML - Devmedia (06/2022)</w:t>
       </w:r>
+      <w:r>
+        <w:rPr>
+          <w:color w:val="FFFFFF" w:themeColor="background1"/>
+          <w:sz w:val="20"/>
+          <w:szCs w:val="20"/>
+        </w:rPr>
+        <w:t xml:space="preserve">comunicação e negociação.om tendências do setor de TI. </w:t>
+      </w:r>
     </w:p>
     <w:p>
       <w:pPr>
@@ -3088,57 +3075,19 @@
           <w:sz w:val="20"/>
           <w:szCs w:val="20"/>
         </w:rPr>
-        <w:t>Habilidade em comunicação e negociação.</w:t>
-      </w:r>
-    </w:p>
-    <w:p>
-      <w:pPr>
-        <w:pStyle w:val="PargrafodaLista"/>
-        <w:jc w:val="both"/>
+        <w:t>Certificações em RH ou headhu</w:t>
+      </w:r>
+      <w:r>
         <w:rPr>
           <w:color w:val="FFFFFF" w:themeColor="background1"/>
           <w:sz w:val="20"/>
           <w:szCs w:val="20"/>
         </w:rPr>
-      </w:pPr>
-      <w:r>
-        <w:rPr>
-          <w:color w:val="FFFFFF" w:themeColor="background1"/>
-          <w:sz w:val="20"/>
-          <w:szCs w:val="20"/>
-        </w:rPr>
-        <w:t xml:space="preserve">Familiaridade com tendências do setor de TI. </w:t>
-      </w:r>
-    </w:p>
-    <w:p>
-      <w:pPr>
-        <w:pStyle w:val="PargrafodaLista"/>
-        <w:jc w:val="both"/>
-        <w:rPr>
-          <w:color w:val="FFFFFF" w:themeColor="background1"/>
-          <w:sz w:val="20"/>
-          <w:szCs w:val="20"/>
-        </w:rPr>
-      </w:pPr>
-      <w:r>
-        <w:rPr>
-          <w:color w:val="FFFFFF" w:themeColor="background1"/>
-          <w:sz w:val="20"/>
-          <w:szCs w:val="20"/>
-        </w:rPr>
-        <w:t>Certificações em RH ou headhu</w:t>
-      </w:r>
-      <w:r>
-        <w:rPr>
-          <w:color w:val="FFFFFF" w:themeColor="background1"/>
-          <w:sz w:val="20"/>
-          <w:szCs w:val="20"/>
-        </w:rPr>
         <w:t xml:space="preserve"> metodologias ágeis</w:t>
       </w:r>
     </w:p>
     <w:sectPr>
-      <w:headerReference w:type="default" r:id="rId9"/>
+      <w:headerReference w:type="default" r:id="rId11"/>
       <w:pgSz w:w="11910" w:h="16840"/>
       <w:pgMar w:top="720" w:right="720" w:bottom="720" w:left="720" w:header="0" w:footer="726" w:gutter="0"/>
       <w:pgNumType w:start="1"/>
